--- a/Lab/24-S3-2025-SEDQ/salida/mediana_aleatorio_interpretacion_n2_v1_1.docx
+++ b/Lab/24-S3-2025-SEDQ/salida/mediana_aleatorio_interpretacion_n2_v1_1.docx
@@ -53,7 +53,7 @@
         <w:br/>
       </w:r>
       <w:r>
-        <w:t xml:space="preserve">Si la mediana de la asistencia a las cinco salones de un centro de convenciones es 500 y no hay dos salones con el mismo número de participantes, ¿cuál es el mayor valor posible para</w:t>
+        <w:t xml:space="preserve">Si la mediana de la asistencia a las 6 canchas de tenis de un complejo deportivo es 497 y no hay dos canchas de tenis con el mismo número de jugadores, ¿cuál es el mayor valor posible para</w:t>
       </w:r>
       <w:r>
         <w:t xml:space="preserve"> </w:t>
@@ -75,7 +75,7 @@
       <w:r>
         <w:drawing>
           <wp:inline>
-            <wp:extent cx="2879999" cy="1509517"/>
+            <wp:extent cx="2879999" cy="1275223"/>
             <wp:effectExtent b="0" l="0" r="0" t="0"/>
             <wp:docPr descr="image" title="" id="21" name="Picture"/>
             <a:graphic>
@@ -105,7 +105,7 @@
                   <pic:spPr bwMode="auto">
                     <a:xfrm>
                       <a:off x="0" y="0"/>
-                      <a:ext cx="2879999" cy="1509517"/>
+                      <a:ext cx="2879999" cy="1275223"/>
                     </a:xfrm>
                     <a:prstGeom prst="rect">
                       <a:avLst/>
@@ -132,7 +132,7 @@
         </w:numPr>
       </w:pPr>
       <w:r>
-        <w:t xml:space="preserve">499</w:t>
+        <w:t xml:space="preserve">495</w:t>
       </w:r>
     </w:p>
     <w:p>
@@ -143,7 +143,7 @@
         </w:numPr>
       </w:pPr>
       <w:r>
-        <w:t xml:space="preserve">500</w:t>
+        <w:t xml:space="preserve">492</w:t>
       </w:r>
     </w:p>
     <w:p>
@@ -154,7 +154,7 @@
         </w:numPr>
       </w:pPr>
       <w:r>
-        <w:t xml:space="preserve">505</w:t>
+        <w:t xml:space="preserve">503</w:t>
       </w:r>
     </w:p>
     <w:p>
@@ -165,7 +165,7 @@
         </w:numPr>
       </w:pPr>
       <w:r>
-        <w:t xml:space="preserve">491</w:t>
+        <w:t xml:space="preserve">472</w:t>
       </w:r>
     </w:p>
     <w:p>
@@ -194,7 +194,7 @@
           <w:numId w:val="1000"/>
         </w:numPr>
       </w:pPr>
-      <w:bookmarkStart w:id="24" w:name="analisis-problema-7918"/>
+      <w:bookmarkStart w:id="24" w:name="analisis-problema-5881"/>
       <w:r>
         <w:t xml:space="preserve">Análisis del problema</w:t>
       </w:r>
@@ -208,7 +208,7 @@
         </w:numPr>
       </w:pPr>
       <w:r>
-        <w:t xml:space="preserve">Para resolver este problema, necesitamos entender qué significa que la mediana sea 500 en un conjunto de 5 valores.</w:t>
+        <w:t xml:space="preserve">Para resolver este problema, necesitamos entender qué significa que la mediana sea 497 en un conjunto de 6 valores.</w:t>
       </w:r>
     </w:p>
     <w:p>
@@ -234,7 +234,7 @@
         </w:numPr>
       </w:pPr>
       <w:r>
-        <w:t xml:space="preserve">Tenemos 5 salones: A, C, B, D, E</w:t>
+        <w:t xml:space="preserve">Tenemos 6 canchas de tenis: B, F, D, C, E, A</w:t>
       </w:r>
     </w:p>
     <w:p>
@@ -245,7 +245,7 @@
         </w:numPr>
       </w:pPr>
       <w:r>
-        <w:t xml:space="preserve">Sus valores son: 450, 616, 523, 500, N</w:t>
+        <w:t xml:space="preserve">Sus valores son: 431, N, 635, 556, 499, 381</w:t>
       </w:r>
     </w:p>
     <w:p>
@@ -256,7 +256,7 @@
         </w:numPr>
       </w:pPr>
       <w:r>
-        <w:t xml:space="preserve">La mediana del conjunto es 500</w:t>
+        <w:t xml:space="preserve">La mediana del conjunto es 497</w:t>
       </w:r>
     </w:p>
     <w:p>
@@ -278,7 +278,7 @@
           <w:numId w:val="1000"/>
         </w:numPr>
       </w:pPr>
-      <w:bookmarkStart w:id="25" w:name="concepto-mediana-5340"/>
+      <w:bookmarkStart w:id="25" w:name="concepto-mediana-4299"/>
       <w:r>
         <w:t xml:space="preserve">Concepto de mediana</w:t>
       </w:r>
@@ -292,7 +292,7 @@
         </w:numPr>
       </w:pPr>
       <w:r>
-        <w:t xml:space="preserve">La mediana de 5 valores ordenados de menor a mayor es el valor que ocupa la</w:t>
+        <w:t xml:space="preserve">La mediana de 6 valores ordenados de menor a mayor es el</w:t>
       </w:r>
       <w:r>
         <w:t xml:space="preserve"> </w:t>
@@ -302,7 +302,7 @@
           <w:b/>
           <w:bCs/>
         </w:rPr>
-        <w:t xml:space="preserve">posición central (posición 3)</w:t>
+        <w:t xml:space="preserve">promedio de los dos valores centrales (posiciones 3 y 4 )</w:t>
       </w:r>
       <w:r>
         <w:t xml:space="preserve">.</w:t>
@@ -316,7 +316,7 @@
         </w:numPr>
       </w:pPr>
       <w:r>
-        <w:t xml:space="preserve">Para que la mediana sea 500, cuando ordenemos los 5 valores de menor a mayor, el valor en la posición 3 debe ser exactamente 500.</w:t>
+        <w:t xml:space="preserve">Para que la mediana sea 497 , cuando ordenemos los 6 valores de menor a mayor, el promedio de los valores en las posiciones 3 y 4 debe ser exactamente 497 .</w:t>
       </w:r>
     </w:p>
     <w:p>
@@ -327,7 +327,7 @@
           <w:numId w:val="1000"/>
         </w:numPr>
       </w:pPr>
-      <w:bookmarkStart w:id="26" w:name="analisis-casos-9245"/>
+      <w:bookmarkStart w:id="26" w:name="analisis-casos-1600"/>
       <w:r>
         <w:t xml:space="preserve">Análisis de casos</w:t>
       </w:r>
@@ -341,18 +341,46 @@
         </w:numPr>
       </w:pPr>
       <w:r>
-        <w:t xml:space="preserve">Los valores conocidos son: 450, 523, 616, 500</w:t>
-      </w:r>
-    </w:p>
-    <w:p>
-      <w:pPr>
-        <w:numPr>
-          <w:ilvl w:val="0"/>
-          <w:numId w:val="1000"/>
-        </w:numPr>
-      </w:pPr>
-      <w:r>
-        <w:t xml:space="preserve">Analicemos dónde puede ubicarse N para que la mediana sea 500:</w:t>
+        <w:t xml:space="preserve">Los valores conocidos son: 381, 431, 556, 635, 499</w:t>
+      </w:r>
+    </w:p>
+    <w:p>
+      <w:pPr>
+        <w:numPr>
+          <w:ilvl w:val="0"/>
+          <w:numId w:val="1000"/>
+        </w:numPr>
+      </w:pPr>
+      <w:r>
+        <w:t xml:space="preserve">Analicemos dónde puede ubicarse N para que la mediana sea 497:</w:t>
+      </w:r>
+    </w:p>
+    <w:p>
+      <w:pPr>
+        <w:numPr>
+          <w:ilvl w:val="0"/>
+          <w:numId w:val="1000"/>
+        </w:numPr>
+      </w:pPr>
+      <w:r>
+        <w:t xml:space="preserve">Para que la mediana sea 497 , necesitamos que el promedio de los valores en posiciones 3 y 4 sea 497 .</w:t>
+      </w:r>
+    </w:p>
+    <w:p>
+      <w:pPr>
+        <w:numPr>
+          <w:ilvl w:val="0"/>
+          <w:numId w:val="1000"/>
+        </w:numPr>
+      </w:pPr>
+      <w:r>
+        <w:t xml:space="preserve">Sabemos que uno de los valores centrales es 497 .</w:t>
+      </w:r>
+      <w:r>
+        <w:t xml:space="preserve"> </w:t>
+      </w:r>
+      <w:r>
+        <w:t xml:space="preserve">Por tanto, N debe ser 497 para que ( 497 + 497 )/2 = 497 .</w:t>
       </w:r>
     </w:p>
     <w:p>
@@ -367,118 +395,13 @@
           <w:b/>
           <w:bCs/>
         </w:rPr>
-        <w:t xml:space="preserve">Caso 1:</w:t>
-      </w:r>
-      <w:r>
-        <w:t xml:space="preserve"> </w:t>
-      </w:r>
-      <w:r>
-        <w:t xml:space="preserve">Si N es menor o igual a 450 (muy pequeño)</w:t>
-      </w:r>
-      <w:r>
-        <w:t xml:space="preserve"> </w:t>
-      </w:r>
-      <w:r>
-        <w:t xml:space="preserve">- Orden: N, 450, 500, 523, 616</w:t>
-      </w:r>
-      <w:r>
-        <w:t xml:space="preserve"> </w:t>
-      </w:r>
-      <w:r>
-        <w:t xml:space="preserve">- Mediana = 500 diferente de 500</w:t>
-      </w:r>
-    </w:p>
-    <w:p>
-      <w:pPr>
-        <w:numPr>
-          <w:ilvl w:val="0"/>
-          <w:numId w:val="1000"/>
-        </w:numPr>
-      </w:pPr>
-      <w:r>
-        <w:rPr>
-          <w:b/>
-          <w:bCs/>
-        </w:rPr>
-        <w:t xml:space="preserve">Caso 2:</w:t>
-      </w:r>
-      <w:r>
-        <w:t xml:space="preserve"> </w:t>
-      </w:r>
-      <w:r>
-        <w:t xml:space="preserve">Si 450 &lt; N &lt; 500</w:t>
-      </w:r>
-      <w:r>
-        <w:t xml:space="preserve"> </w:t>
-      </w:r>
-      <w:r>
-        <w:t xml:space="preserve">- El valor 500 queda en posición 3</w:t>
-      </w:r>
-      <w:r>
-        <w:t xml:space="preserve"> </w:t>
-      </w:r>
-      <w:r>
-        <w:t xml:space="preserve">- Mediana = 500 (CORRECTO)</w:t>
-      </w:r>
-    </w:p>
-    <w:p>
-      <w:pPr>
-        <w:numPr>
-          <w:ilvl w:val="0"/>
-          <w:numId w:val="1000"/>
-        </w:numPr>
-      </w:pPr>
-      <w:r>
-        <w:rPr>
-          <w:b/>
-          <w:bCs/>
-        </w:rPr>
-        <w:t xml:space="preserve">Caso 3:</w:t>
-      </w:r>
-      <w:r>
-        <w:t xml:space="preserve"> </w:t>
-      </w:r>
-      <w:r>
-        <w:t xml:space="preserve">Si N = 500</w:t>
-      </w:r>
-      <w:r>
-        <w:t xml:space="preserve"> </w:t>
-      </w:r>
-      <w:r>
-        <w:t xml:space="preserve">- No es válido porque no puede haber valores iguales</w:t>
-      </w:r>
-    </w:p>
-    <w:p>
-      <w:pPr>
-        <w:numPr>
-          <w:ilvl w:val="0"/>
-          <w:numId w:val="1000"/>
-        </w:numPr>
-      </w:pPr>
-      <w:r>
-        <w:rPr>
-          <w:b/>
-          <w:bCs/>
-        </w:rPr>
-        <w:t xml:space="preserve">Caso 4:</w:t>
-      </w:r>
-      <w:r>
-        <w:t xml:space="preserve"> </w:t>
-      </w:r>
-      <w:r>
-        <w:t xml:space="preserve">Si N &gt; 500</w:t>
-      </w:r>
-      <w:r>
-        <w:t xml:space="preserve"> </w:t>
-      </w:r>
-      <w:r>
-        <w:t xml:space="preserve">- El valor 500 no estaría en posición 3</w:t>
-      </w:r>
-      <w:r>
-        <w:t xml:space="preserve"> </w:t>
-      </w:r>
-      <w:r>
-        <w:t xml:space="preserve">- Mediana diferente de 500</w:t>
+        <w:t xml:space="preserve">Conclusión:</w:t>
+      </w:r>
+      <w:r>
+        <w:t xml:space="preserve"> </w:t>
+      </w:r>
+      <w:r>
+        <w:t xml:space="preserve">N debe ser exactamente 497 .</w:t>
       </w:r>
     </w:p>
     <w:p>
@@ -489,7 +412,7 @@
           <w:numId w:val="1000"/>
         </w:numPr>
       </w:pPr>
-      <w:bookmarkStart w:id="27" w:name="conclusion-3673"/>
+      <w:bookmarkStart w:id="27" w:name="conclusion-7153"/>
       <w:r>
         <w:t xml:space="preserve">Conclusión</w:t>
       </w:r>
@@ -503,56 +426,7 @@
         </w:numPr>
       </w:pPr>
       <w:r>
-        <w:t xml:space="preserve">Para que la mediana sea 500 , N debe cumplir:</w:t>
-      </w:r>
-      <w:r>
-        <w:t xml:space="preserve"> </w:t>
-      </w:r>
-      <w:r>
-        <w:t xml:space="preserve">450 &lt; N &lt; 500</w:t>
-      </w:r>
-    </w:p>
-    <w:p>
-      <w:pPr>
-        <w:numPr>
-          <w:ilvl w:val="0"/>
-          <w:numId w:val="1000"/>
-        </w:numPr>
-      </w:pPr>
-      <w:r>
-        <w:t xml:space="preserve">El</w:t>
-      </w:r>
-      <w:r>
-        <w:t xml:space="preserve"> </w:t>
-      </w:r>
-      <w:r>
-        <w:rPr>
-          <w:b/>
-          <w:bCs/>
-        </w:rPr>
-        <w:t xml:space="preserve">mayor valor posible</w:t>
-      </w:r>
-      <w:r>
-        <w:t xml:space="preserve"> </w:t>
-      </w:r>
-      <w:r>
-        <w:t xml:space="preserve">para N es</w:t>
-      </w:r>
-      <w:r>
-        <w:t xml:space="preserve"> </w:t>
-      </w:r>
-      <w:r>
-        <w:rPr>
-          <w:b/>
-          <w:bCs/>
-        </w:rPr>
-        <w:t xml:space="preserve">499</w:t>
-      </w:r>
-      <w:r>
-        <w:t xml:space="preserve"> </w:t>
-      </w:r>
-      <w:r>
-        <w:t xml:space="preserve">(justo menor que 500).</w:t>
+        <w:t xml:space="preserve">Para que la mediana sea 497 , N debe ser exactamente ** 495 **.</w:t>
       </w:r>
     </w:p>
     <w:p>
@@ -617,7 +491,7 @@
         <w:br/>
       </w:r>
       <w:r>
-        <w:t xml:space="preserve">Si la mediana de la asistencia a las cinco salas de cine de un centro comercial es 315 y no hay dos salas de cine con el mismo número de asistentes, ¿cuál es el mayor valor posible para</w:t>
+        <w:t xml:space="preserve">Si la mediana de la asistencia a las 10 auditorios de un centro cultural es 322 y no hay dos auditorios con el mismo número de espectadores, ¿cuál es el mayor valor posible para</w:t>
       </w:r>
       <w:r>
         <w:t xml:space="preserve"> </w:t>
@@ -639,7 +513,7 @@
       <w:r>
         <w:drawing>
           <wp:inline>
-            <wp:extent cx="2879999" cy="1229662"/>
+            <wp:extent cx="2879999" cy="2533670"/>
             <wp:effectExtent b="0" l="0" r="0" t="0"/>
             <wp:docPr descr="image" title="" id="29" name="Picture"/>
             <a:graphic>
@@ -669,7 +543,7 @@
                   <pic:spPr bwMode="auto">
                     <a:xfrm>
                       <a:off x="0" y="0"/>
-                      <a:ext cx="2879999" cy="1229662"/>
+                      <a:ext cx="2879999" cy="2533670"/>
                     </a:xfrm>
                     <a:prstGeom prst="rect">
                       <a:avLst/>
@@ -696,7 +570,7 @@
         </w:numPr>
       </w:pPr>
       <w:r>
-        <w:t xml:space="preserve">323</w:t>
+        <w:t xml:space="preserve">338</w:t>
       </w:r>
     </w:p>
     <w:p>
@@ -707,7 +581,7 @@
         </w:numPr>
       </w:pPr>
       <w:r>
-        <w:t xml:space="preserve">314</w:t>
+        <w:t xml:space="preserve">310</w:t>
       </w:r>
     </w:p>
     <w:p>
@@ -718,7 +592,7 @@
         </w:numPr>
       </w:pPr>
       <w:r>
-        <w:t xml:space="preserve">299</w:t>
+        <w:t xml:space="preserve">306</w:t>
       </w:r>
     </w:p>
     <w:p>
@@ -729,7 +603,7 @@
         </w:numPr>
       </w:pPr>
       <w:r>
-        <w:t xml:space="preserve">315</w:t>
+        <w:t xml:space="preserve">320</w:t>
       </w:r>
     </w:p>
     <w:p>
@@ -758,7 +632,7 @@
           <w:numId w:val="1000"/>
         </w:numPr>
       </w:pPr>
-      <w:bookmarkStart w:id="32" w:name="analisis-problema-7974"/>
+      <w:bookmarkStart w:id="32" w:name="analisis-problema-9809"/>
       <w:r>
         <w:t xml:space="preserve">Análisis del problema</w:t>
       </w:r>
@@ -772,7 +646,7 @@
         </w:numPr>
       </w:pPr>
       <w:r>
-        <w:t xml:space="preserve">Para resolver este problema, necesitamos entender qué significa que la mediana sea 315 en un conjunto de 5 valores.</w:t>
+        <w:t xml:space="preserve">Para resolver este problema, necesitamos entender qué significa que la mediana sea 322 en un conjunto de 10 valores.</w:t>
       </w:r>
     </w:p>
     <w:p>
@@ -798,7 +672,7 @@
         </w:numPr>
       </w:pPr>
       <w:r>
-        <w:t xml:space="preserve">Tenemos 5 salas de cine: D, B, C, A, E</w:t>
+        <w:t xml:space="preserve">Tenemos 10 auditorios: J, G, E, C, H, F, I, B, D, A</w:t>
       </w:r>
     </w:p>
     <w:p>
@@ -809,7 +683,7 @@
         </w:numPr>
       </w:pPr>
       <w:r>
-        <w:t xml:space="preserve">Sus valores son: 315, 346, 394, 268, N</w:t>
+        <w:t xml:space="preserve">Sus valores son: N, 424, 357, 251, 399, 411, 324, 213, 219, 275</w:t>
       </w:r>
     </w:p>
     <w:p>
@@ -820,7 +694,7 @@
         </w:numPr>
       </w:pPr>
       <w:r>
-        <w:t xml:space="preserve">La mediana del conjunto es 315</w:t>
+        <w:t xml:space="preserve">La mediana del conjunto es 322</w:t>
       </w:r>
     </w:p>
     <w:p>
@@ -842,7 +716,7 @@
           <w:numId w:val="1000"/>
         </w:numPr>
       </w:pPr>
-      <w:bookmarkStart w:id="33" w:name="concepto-mediana-149"/>
+      <w:bookmarkStart w:id="33" w:name="concepto-mediana-8527"/>
       <w:r>
         <w:t xml:space="preserve">Concepto de mediana</w:t>
       </w:r>
@@ -856,7 +730,7 @@
         </w:numPr>
       </w:pPr>
       <w:r>
-        <w:t xml:space="preserve">La mediana de 5 valores ordenados de menor a mayor es el valor que ocupa la</w:t>
+        <w:t xml:space="preserve">La mediana de 10 valores ordenados de menor a mayor es el</w:t>
       </w:r>
       <w:r>
         <w:t xml:space="preserve"> </w:t>
@@ -866,7 +740,7 @@
           <w:b/>
           <w:bCs/>
         </w:rPr>
-        <w:t xml:space="preserve">posición central (posición 3)</w:t>
+        <w:t xml:space="preserve">promedio de los dos valores centrales (posiciones 5 y 6 )</w:t>
       </w:r>
       <w:r>
         <w:t xml:space="preserve">.</w:t>
@@ -880,7 +754,7 @@
         </w:numPr>
       </w:pPr>
       <w:r>
-        <w:t xml:space="preserve">Para que la mediana sea 315, cuando ordenemos los 5 valores de menor a mayor, el valor en la posición 3 debe ser exactamente 315.</w:t>
+        <w:t xml:space="preserve">Para que la mediana sea 322 , cuando ordenemos los 10 valores de menor a mayor, el promedio de los valores en las posiciones 5 y 6 debe ser exactamente 322 .</w:t>
       </w:r>
     </w:p>
     <w:p>
@@ -891,7 +765,7 @@
           <w:numId w:val="1000"/>
         </w:numPr>
       </w:pPr>
-      <w:bookmarkStart w:id="34" w:name="analisis-casos-6593"/>
+      <w:bookmarkStart w:id="34" w:name="analisis-casos-7667"/>
       <w:r>
         <w:t xml:space="preserve">Análisis de casos</w:t>
       </w:r>
@@ -905,18 +779,46 @@
         </w:numPr>
       </w:pPr>
       <w:r>
-        <w:t xml:space="preserve">Los valores conocidos son: 268, 346, 394, 315</w:t>
-      </w:r>
-    </w:p>
-    <w:p>
-      <w:pPr>
-        <w:numPr>
-          <w:ilvl w:val="0"/>
-          <w:numId w:val="1000"/>
-        </w:numPr>
-      </w:pPr>
-      <w:r>
-        <w:t xml:space="preserve">Analicemos dónde puede ubicarse N para que la mediana sea 315:</w:t>
+        <w:t xml:space="preserve">Los valores conocidos son: 275, 213, 251, 219, 357, 411, 424, 399, 324</w:t>
+      </w:r>
+    </w:p>
+    <w:p>
+      <w:pPr>
+        <w:numPr>
+          <w:ilvl w:val="0"/>
+          <w:numId w:val="1000"/>
+        </w:numPr>
+      </w:pPr>
+      <w:r>
+        <w:t xml:space="preserve">Analicemos dónde puede ubicarse N para que la mediana sea 322:</w:t>
+      </w:r>
+    </w:p>
+    <w:p>
+      <w:pPr>
+        <w:numPr>
+          <w:ilvl w:val="0"/>
+          <w:numId w:val="1000"/>
+        </w:numPr>
+      </w:pPr>
+      <w:r>
+        <w:t xml:space="preserve">Para que la mediana sea 322 , necesitamos que el promedio de los valores en posiciones 5 y 6 sea 322 .</w:t>
+      </w:r>
+    </w:p>
+    <w:p>
+      <w:pPr>
+        <w:numPr>
+          <w:ilvl w:val="0"/>
+          <w:numId w:val="1000"/>
+        </w:numPr>
+      </w:pPr>
+      <w:r>
+        <w:t xml:space="preserve">Sabemos que uno de los valores centrales es 322 .</w:t>
+      </w:r>
+      <w:r>
+        <w:t xml:space="preserve"> </w:t>
+      </w:r>
+      <w:r>
+        <w:t xml:space="preserve">Por tanto, N debe ser 322 para que ( 322 + 322 )/2 = 322 .</w:t>
       </w:r>
     </w:p>
     <w:p>
@@ -931,118 +833,13 @@
           <w:b/>
           <w:bCs/>
         </w:rPr>
-        <w:t xml:space="preserve">Caso 1:</w:t>
-      </w:r>
-      <w:r>
-        <w:t xml:space="preserve"> </w:t>
-      </w:r>
-      <w:r>
-        <w:t xml:space="preserve">Si N es menor o igual a 268 (muy pequeño)</w:t>
-      </w:r>
-      <w:r>
-        <w:t xml:space="preserve"> </w:t>
-      </w:r>
-      <w:r>
-        <w:t xml:space="preserve">- Orden: N, 268, 315, 346, 394</w:t>
-      </w:r>
-      <w:r>
-        <w:t xml:space="preserve"> </w:t>
-      </w:r>
-      <w:r>
-        <w:t xml:space="preserve">- Mediana = 315 diferente de 315</w:t>
-      </w:r>
-    </w:p>
-    <w:p>
-      <w:pPr>
-        <w:numPr>
-          <w:ilvl w:val="0"/>
-          <w:numId w:val="1000"/>
-        </w:numPr>
-      </w:pPr>
-      <w:r>
-        <w:rPr>
-          <w:b/>
-          <w:bCs/>
-        </w:rPr>
-        <w:t xml:space="preserve">Caso 2:</w:t>
-      </w:r>
-      <w:r>
-        <w:t xml:space="preserve"> </w:t>
-      </w:r>
-      <w:r>
-        <w:t xml:space="preserve">Si 268 &lt; N &lt; 315</w:t>
-      </w:r>
-      <w:r>
-        <w:t xml:space="preserve"> </w:t>
-      </w:r>
-      <w:r>
-        <w:t xml:space="preserve">- El valor 315 queda en posición 3</w:t>
-      </w:r>
-      <w:r>
-        <w:t xml:space="preserve"> </w:t>
-      </w:r>
-      <w:r>
-        <w:t xml:space="preserve">- Mediana = 315 (CORRECTO)</w:t>
-      </w:r>
-    </w:p>
-    <w:p>
-      <w:pPr>
-        <w:numPr>
-          <w:ilvl w:val="0"/>
-          <w:numId w:val="1000"/>
-        </w:numPr>
-      </w:pPr>
-      <w:r>
-        <w:rPr>
-          <w:b/>
-          <w:bCs/>
-        </w:rPr>
-        <w:t xml:space="preserve">Caso 3:</w:t>
-      </w:r>
-      <w:r>
-        <w:t xml:space="preserve"> </w:t>
-      </w:r>
-      <w:r>
-        <w:t xml:space="preserve">Si N = 315</w:t>
-      </w:r>
-      <w:r>
-        <w:t xml:space="preserve"> </w:t>
-      </w:r>
-      <w:r>
-        <w:t xml:space="preserve">- No es válido porque no puede haber valores iguales</w:t>
-      </w:r>
-    </w:p>
-    <w:p>
-      <w:pPr>
-        <w:numPr>
-          <w:ilvl w:val="0"/>
-          <w:numId w:val="1000"/>
-        </w:numPr>
-      </w:pPr>
-      <w:r>
-        <w:rPr>
-          <w:b/>
-          <w:bCs/>
-        </w:rPr>
-        <w:t xml:space="preserve">Caso 4:</w:t>
-      </w:r>
-      <w:r>
-        <w:t xml:space="preserve"> </w:t>
-      </w:r>
-      <w:r>
-        <w:t xml:space="preserve">Si N &gt; 315</w:t>
-      </w:r>
-      <w:r>
-        <w:t xml:space="preserve"> </w:t>
-      </w:r>
-      <w:r>
-        <w:t xml:space="preserve">- El valor 315 no estaría en posición 3</w:t>
-      </w:r>
-      <w:r>
-        <w:t xml:space="preserve"> </w:t>
-      </w:r>
-      <w:r>
-        <w:t xml:space="preserve">- Mediana diferente de 315</w:t>
+        <w:t xml:space="preserve">Conclusión:</w:t>
+      </w:r>
+      <w:r>
+        <w:t xml:space="preserve"> </w:t>
+      </w:r>
+      <w:r>
+        <w:t xml:space="preserve">N debe ser exactamente 322 .</w:t>
       </w:r>
     </w:p>
     <w:p>
@@ -1053,7 +850,7 @@
           <w:numId w:val="1000"/>
         </w:numPr>
       </w:pPr>
-      <w:bookmarkStart w:id="35" w:name="conclusion-8472"/>
+      <w:bookmarkStart w:id="35" w:name="conclusion-4523"/>
       <w:r>
         <w:t xml:space="preserve">Conclusión</w:t>
       </w:r>
@@ -1067,56 +864,7 @@
         </w:numPr>
       </w:pPr>
       <w:r>
-        <w:t xml:space="preserve">Para que la mediana sea 315 , N debe cumplir:</w:t>
-      </w:r>
-      <w:r>
-        <w:t xml:space="preserve"> </w:t>
-      </w:r>
-      <w:r>
-        <w:t xml:space="preserve">268 &lt; N &lt; 315</w:t>
-      </w:r>
-    </w:p>
-    <w:p>
-      <w:pPr>
-        <w:numPr>
-          <w:ilvl w:val="0"/>
-          <w:numId w:val="1000"/>
-        </w:numPr>
-      </w:pPr>
-      <w:r>
-        <w:t xml:space="preserve">El</w:t>
-      </w:r>
-      <w:r>
-        <w:t xml:space="preserve"> </w:t>
-      </w:r>
-      <w:r>
-        <w:rPr>
-          <w:b/>
-          <w:bCs/>
-        </w:rPr>
-        <w:t xml:space="preserve">mayor valor posible</w:t>
-      </w:r>
-      <w:r>
-        <w:t xml:space="preserve"> </w:t>
-      </w:r>
-      <w:r>
-        <w:t xml:space="preserve">para N es</w:t>
-      </w:r>
-      <w:r>
-        <w:t xml:space="preserve"> </w:t>
-      </w:r>
-      <w:r>
-        <w:rPr>
-          <w:b/>
-          <w:bCs/>
-        </w:rPr>
-        <w:t xml:space="preserve">314</w:t>
-      </w:r>
-      <w:r>
-        <w:t xml:space="preserve"> </w:t>
-      </w:r>
-      <w:r>
-        <w:t xml:space="preserve">(justo menor que 315).</w:t>
+        <w:t xml:space="preserve">Para que la mediana sea 322 , N debe ser exactamente ** 320 **.</w:t>
       </w:r>
     </w:p>
     <w:p>
@@ -1138,29 +886,29 @@
         </w:numPr>
       </w:pPr>
       <w:r>
+        <w:t xml:space="preserve">Falso</w:t>
+      </w:r>
+    </w:p>
+    <w:p>
+      <w:pPr>
+        <w:numPr>
+          <w:ilvl w:val="1"/>
+          <w:numId w:val="1007"/>
+        </w:numPr>
+      </w:pPr>
+      <w:r>
+        <w:t xml:space="preserve">Falso</w:t>
+      </w:r>
+    </w:p>
+    <w:p>
+      <w:pPr>
+        <w:numPr>
+          <w:ilvl w:val="1"/>
+          <w:numId w:val="1007"/>
+        </w:numPr>
+      </w:pPr>
+      <w:r>
         <w:t xml:space="preserve">Verdadero</w:t>
-      </w:r>
-    </w:p>
-    <w:p>
-      <w:pPr>
-        <w:numPr>
-          <w:ilvl w:val="1"/>
-          <w:numId w:val="1007"/>
-        </w:numPr>
-      </w:pPr>
-      <w:r>
-        <w:t xml:space="preserve">Falso</w:t>
-      </w:r>
-    </w:p>
-    <w:p>
-      <w:pPr>
-        <w:numPr>
-          <w:ilvl w:val="1"/>
-          <w:numId w:val="1007"/>
-        </w:numPr>
-      </w:pPr>
-      <w:r>
-        <w:t xml:space="preserve">Falso</w:t>
       </w:r>
     </w:p>
     <w:p>
@@ -1181,7 +929,7 @@
         <w:br/>
       </w:r>
       <w:r>
-        <w:t xml:space="preserve">Si la mediana de la asistencia a las cinco auditorios de un centro cultural es 426 y no hay dos auditorios con el mismo número de espectadores, ¿cuál es el mayor valor posible para</w:t>
+        <w:t xml:space="preserve">Si la mediana de la asistencia a las 10 salas de cine de un centro comercial es 393 y no hay dos salas de cine con el mismo número de asistentes, ¿cuál es el mayor valor posible para</w:t>
       </w:r>
       <w:r>
         <w:t xml:space="preserve"> </w:t>
@@ -1203,7 +951,7 @@
       <w:r>
         <w:drawing>
           <wp:inline>
-            <wp:extent cx="2879999" cy="1385316"/>
+            <wp:extent cx="2879999" cy="2248988"/>
             <wp:effectExtent b="0" l="0" r="0" t="0"/>
             <wp:docPr descr="image" title="" id="37" name="Picture"/>
             <a:graphic>
@@ -1233,7 +981,7 @@
                   <pic:spPr bwMode="auto">
                     <a:xfrm>
                       <a:off x="0" y="0"/>
-                      <a:ext cx="2879999" cy="1385316"/>
+                      <a:ext cx="2879999" cy="2248988"/>
                     </a:xfrm>
                     <a:prstGeom prst="rect">
                       <a:avLst/>
@@ -1260,7 +1008,7 @@
         </w:numPr>
       </w:pPr>
       <w:r>
-        <w:t xml:space="preserve">413</w:t>
+        <w:t xml:space="preserve">380</w:t>
       </w:r>
     </w:p>
     <w:p>
@@ -1271,7 +1019,7 @@
         </w:numPr>
       </w:pPr>
       <w:r>
-        <w:t xml:space="preserve">426</w:t>
+        <w:t xml:space="preserve">398</w:t>
       </w:r>
     </w:p>
     <w:p>
@@ -1282,7 +1030,7 @@
         </w:numPr>
       </w:pPr>
       <w:r>
-        <w:t xml:space="preserve">425</w:t>
+        <w:t xml:space="preserve">393</w:t>
       </w:r>
     </w:p>
     <w:p>
@@ -1293,7 +1041,7 @@
         </w:numPr>
       </w:pPr>
       <w:r>
-        <w:t xml:space="preserve">428</w:t>
+        <w:t xml:space="preserve">394</w:t>
       </w:r>
     </w:p>
     <w:p>
@@ -1322,7 +1070,7 @@
           <w:numId w:val="1000"/>
         </w:numPr>
       </w:pPr>
-      <w:bookmarkStart w:id="40" w:name="analisis-problema-5029"/>
+      <w:bookmarkStart w:id="40" w:name="analisis-problema-1556"/>
       <w:r>
         <w:t xml:space="preserve">Análisis del problema</w:t>
       </w:r>
@@ -1336,7 +1084,7 @@
         </w:numPr>
       </w:pPr>
       <w:r>
-        <w:t xml:space="preserve">Para resolver este problema, necesitamos entender qué significa que la mediana sea 426 en un conjunto de 5 valores.</w:t>
+        <w:t xml:space="preserve">Para resolver este problema, necesitamos entender qué significa que la mediana sea 393 en un conjunto de 10 valores.</w:t>
       </w:r>
     </w:p>
     <w:p>
@@ -1362,7 +1110,7 @@
         </w:numPr>
       </w:pPr>
       <w:r>
-        <w:t xml:space="preserve">Tenemos 5 auditorios: B, D, A, C, E</w:t>
+        <w:t xml:space="preserve">Tenemos 10 salas de cine: B, G, D, H, C, F, I, A, E, J</w:t>
       </w:r>
     </w:p>
     <w:p>
@@ -1373,7 +1121,7 @@
         </w:numPr>
       </w:pPr>
       <w:r>
-        <w:t xml:space="preserve">Sus valores son: 451, 426, 377, 508, N</w:t>
+        <w:t xml:space="preserve">Sus valores son: 290, 453, 344, 417, 352, 423, 392, 306, 538, N</w:t>
       </w:r>
     </w:p>
     <w:p>
@@ -1384,7 +1132,7 @@
         </w:numPr>
       </w:pPr>
       <w:r>
-        <w:t xml:space="preserve">La mediana del conjunto es 426</w:t>
+        <w:t xml:space="preserve">La mediana del conjunto es 393</w:t>
       </w:r>
     </w:p>
     <w:p>
@@ -1406,7 +1154,7 @@
           <w:numId w:val="1000"/>
         </w:numPr>
       </w:pPr>
-      <w:bookmarkStart w:id="41" w:name="concepto-mediana-3614"/>
+      <w:bookmarkStart w:id="41" w:name="concepto-mediana-7321"/>
       <w:r>
         <w:t xml:space="preserve">Concepto de mediana</w:t>
       </w:r>
@@ -1420,7 +1168,7 @@
         </w:numPr>
       </w:pPr>
       <w:r>
-        <w:t xml:space="preserve">La mediana de 5 valores ordenados de menor a mayor es el valor que ocupa la</w:t>
+        <w:t xml:space="preserve">La mediana de 10 valores ordenados de menor a mayor es el</w:t>
       </w:r>
       <w:r>
         <w:t xml:space="preserve"> </w:t>
@@ -1430,7 +1178,7 @@
           <w:b/>
           <w:bCs/>
         </w:rPr>
-        <w:t xml:space="preserve">posición central (posición 3)</w:t>
+        <w:t xml:space="preserve">promedio de los dos valores centrales (posiciones 5 y 6 )</w:t>
       </w:r>
       <w:r>
         <w:t xml:space="preserve">.</w:t>
@@ -1444,7 +1192,7 @@
         </w:numPr>
       </w:pPr>
       <w:r>
-        <w:t xml:space="preserve">Para que la mediana sea 426, cuando ordenemos los 5 valores de menor a mayor, el valor en la posición 3 debe ser exactamente 426.</w:t>
+        <w:t xml:space="preserve">Para que la mediana sea 393 , cuando ordenemos los 10 valores de menor a mayor, el promedio de los valores en las posiciones 5 y 6 debe ser exactamente 393 .</w:t>
       </w:r>
     </w:p>
     <w:p>
@@ -1455,7 +1203,7 @@
           <w:numId w:val="1000"/>
         </w:numPr>
       </w:pPr>
-      <w:bookmarkStart w:id="42" w:name="analisis-casos-7017"/>
+      <w:bookmarkStart w:id="42" w:name="analisis-casos-5853"/>
       <w:r>
         <w:t xml:space="preserve">Análisis de casos</w:t>
       </w:r>
@@ -1469,18 +1217,46 @@
         </w:numPr>
       </w:pPr>
       <w:r>
-        <w:t xml:space="preserve">Los valores conocidos son: 377, 451, 508, 426</w:t>
-      </w:r>
-    </w:p>
-    <w:p>
-      <w:pPr>
-        <w:numPr>
-          <w:ilvl w:val="0"/>
-          <w:numId w:val="1000"/>
-        </w:numPr>
-      </w:pPr>
-      <w:r>
-        <w:t xml:space="preserve">Analicemos dónde puede ubicarse N para que la mediana sea 426:</w:t>
+        <w:t xml:space="preserve">Los valores conocidos son: 306, 290, 352, 344, 538, 423, 453, 417, 392</w:t>
+      </w:r>
+    </w:p>
+    <w:p>
+      <w:pPr>
+        <w:numPr>
+          <w:ilvl w:val="0"/>
+          <w:numId w:val="1000"/>
+        </w:numPr>
+      </w:pPr>
+      <w:r>
+        <w:t xml:space="preserve">Analicemos dónde puede ubicarse N para que la mediana sea 393:</w:t>
+      </w:r>
+    </w:p>
+    <w:p>
+      <w:pPr>
+        <w:numPr>
+          <w:ilvl w:val="0"/>
+          <w:numId w:val="1000"/>
+        </w:numPr>
+      </w:pPr>
+      <w:r>
+        <w:t xml:space="preserve">Para que la mediana sea 393 , necesitamos que el promedio de los valores en posiciones 5 y 6 sea 393 .</w:t>
+      </w:r>
+    </w:p>
+    <w:p>
+      <w:pPr>
+        <w:numPr>
+          <w:ilvl w:val="0"/>
+          <w:numId w:val="1000"/>
+        </w:numPr>
+      </w:pPr>
+      <w:r>
+        <w:t xml:space="preserve">Sabemos que uno de los valores centrales es 393 .</w:t>
+      </w:r>
+      <w:r>
+        <w:t xml:space="preserve"> </w:t>
+      </w:r>
+      <w:r>
+        <w:t xml:space="preserve">Por tanto, N debe ser 393 para que ( 393 + 393 )/2 = 393 .</w:t>
       </w:r>
     </w:p>
     <w:p>
@@ -1495,118 +1271,13 @@
           <w:b/>
           <w:bCs/>
         </w:rPr>
-        <w:t xml:space="preserve">Caso 1:</w:t>
-      </w:r>
-      <w:r>
-        <w:t xml:space="preserve"> </w:t>
-      </w:r>
-      <w:r>
-        <w:t xml:space="preserve">Si N es menor o igual a 377 (muy pequeño)</w:t>
-      </w:r>
-      <w:r>
-        <w:t xml:space="preserve"> </w:t>
-      </w:r>
-      <w:r>
-        <w:t xml:space="preserve">- Orden: N, 377, 426, 451, 508</w:t>
-      </w:r>
-      <w:r>
-        <w:t xml:space="preserve"> </w:t>
-      </w:r>
-      <w:r>
-        <w:t xml:space="preserve">- Mediana = 426 diferente de 426</w:t>
-      </w:r>
-    </w:p>
-    <w:p>
-      <w:pPr>
-        <w:numPr>
-          <w:ilvl w:val="0"/>
-          <w:numId w:val="1000"/>
-        </w:numPr>
-      </w:pPr>
-      <w:r>
-        <w:rPr>
-          <w:b/>
-          <w:bCs/>
-        </w:rPr>
-        <w:t xml:space="preserve">Caso 2:</w:t>
-      </w:r>
-      <w:r>
-        <w:t xml:space="preserve"> </w:t>
-      </w:r>
-      <w:r>
-        <w:t xml:space="preserve">Si 377 &lt; N &lt; 426</w:t>
-      </w:r>
-      <w:r>
-        <w:t xml:space="preserve"> </w:t>
-      </w:r>
-      <w:r>
-        <w:t xml:space="preserve">- El valor 426 queda en posición 3</w:t>
-      </w:r>
-      <w:r>
-        <w:t xml:space="preserve"> </w:t>
-      </w:r>
-      <w:r>
-        <w:t xml:space="preserve">- Mediana = 426 (CORRECTO)</w:t>
-      </w:r>
-    </w:p>
-    <w:p>
-      <w:pPr>
-        <w:numPr>
-          <w:ilvl w:val="0"/>
-          <w:numId w:val="1000"/>
-        </w:numPr>
-      </w:pPr>
-      <w:r>
-        <w:rPr>
-          <w:b/>
-          <w:bCs/>
-        </w:rPr>
-        <w:t xml:space="preserve">Caso 3:</w:t>
-      </w:r>
-      <w:r>
-        <w:t xml:space="preserve"> </w:t>
-      </w:r>
-      <w:r>
-        <w:t xml:space="preserve">Si N = 426</w:t>
-      </w:r>
-      <w:r>
-        <w:t xml:space="preserve"> </w:t>
-      </w:r>
-      <w:r>
-        <w:t xml:space="preserve">- No es válido porque no puede haber valores iguales</w:t>
-      </w:r>
-    </w:p>
-    <w:p>
-      <w:pPr>
-        <w:numPr>
-          <w:ilvl w:val="0"/>
-          <w:numId w:val="1000"/>
-        </w:numPr>
-      </w:pPr>
-      <w:r>
-        <w:rPr>
-          <w:b/>
-          <w:bCs/>
-        </w:rPr>
-        <w:t xml:space="preserve">Caso 4:</w:t>
-      </w:r>
-      <w:r>
-        <w:t xml:space="preserve"> </w:t>
-      </w:r>
-      <w:r>
-        <w:t xml:space="preserve">Si N &gt; 426</w:t>
-      </w:r>
-      <w:r>
-        <w:t xml:space="preserve"> </w:t>
-      </w:r>
-      <w:r>
-        <w:t xml:space="preserve">- El valor 426 no estaría en posición 3</w:t>
-      </w:r>
-      <w:r>
-        <w:t xml:space="preserve"> </w:t>
-      </w:r>
-      <w:r>
-        <w:t xml:space="preserve">- Mediana diferente de 426</w:t>
+        <w:t xml:space="preserve">Conclusión:</w:t>
+      </w:r>
+      <w:r>
+        <w:t xml:space="preserve"> </w:t>
+      </w:r>
+      <w:r>
+        <w:t xml:space="preserve">N debe ser exactamente 393 .</w:t>
       </w:r>
     </w:p>
     <w:p>
@@ -1617,7 +1288,7 @@
           <w:numId w:val="1000"/>
         </w:numPr>
       </w:pPr>
-      <w:bookmarkStart w:id="43" w:name="conclusion-783"/>
+      <w:bookmarkStart w:id="43" w:name="conclusion-5944"/>
       <w:r>
         <w:t xml:space="preserve">Conclusión</w:t>
       </w:r>
@@ -1631,56 +1302,7 @@
         </w:numPr>
       </w:pPr>
       <w:r>
-        <w:t xml:space="preserve">Para que la mediana sea 426 , N debe cumplir:</w:t>
-      </w:r>
-      <w:r>
-        <w:t xml:space="preserve"> </w:t>
-      </w:r>
-      <w:r>
-        <w:t xml:space="preserve">377 &lt; N &lt; 426</w:t>
-      </w:r>
-    </w:p>
-    <w:p>
-      <w:pPr>
-        <w:numPr>
-          <w:ilvl w:val="0"/>
-          <w:numId w:val="1000"/>
-        </w:numPr>
-      </w:pPr>
-      <w:r>
-        <w:t xml:space="preserve">El</w:t>
-      </w:r>
-      <w:r>
-        <w:t xml:space="preserve"> </w:t>
-      </w:r>
-      <w:r>
-        <w:rPr>
-          <w:b/>
-          <w:bCs/>
-        </w:rPr>
-        <w:t xml:space="preserve">mayor valor posible</w:t>
-      </w:r>
-      <w:r>
-        <w:t xml:space="preserve"> </w:t>
-      </w:r>
-      <w:r>
-        <w:t xml:space="preserve">para N es</w:t>
-      </w:r>
-      <w:r>
-        <w:t xml:space="preserve"> </w:t>
-      </w:r>
-      <w:r>
-        <w:rPr>
-          <w:b/>
-          <w:bCs/>
-        </w:rPr>
-        <w:t xml:space="preserve">425</w:t>
-      </w:r>
-      <w:r>
-        <w:t xml:space="preserve"> </w:t>
-      </w:r>
-      <w:r>
-        <w:t xml:space="preserve">(justo menor que 426).</w:t>
+        <w:t xml:space="preserve">Para que la mediana sea 393 , N debe ser exactamente ** 394 **.</w:t>
       </w:r>
     </w:p>
     <w:p>
@@ -1713,18 +1335,18 @@
         </w:numPr>
       </w:pPr>
       <w:r>
+        <w:t xml:space="preserve">Falso</w:t>
+      </w:r>
+    </w:p>
+    <w:p>
+      <w:pPr>
+        <w:numPr>
+          <w:ilvl w:val="1"/>
+          <w:numId w:val="1010"/>
+        </w:numPr>
+      </w:pPr>
+      <w:r>
         <w:t xml:space="preserve">Verdadero</w:t>
-      </w:r>
-    </w:p>
-    <w:p>
-      <w:pPr>
-        <w:numPr>
-          <w:ilvl w:val="1"/>
-          <w:numId w:val="1010"/>
-        </w:numPr>
-      </w:pPr>
-      <w:r>
-        <w:t xml:space="preserve">Falso</w:t>
       </w:r>
     </w:p>
     <w:p>
@@ -1745,7 +1367,7 @@
         <w:br/>
       </w:r>
       <w:r>
-        <w:t xml:space="preserve">Si la mediana de la asistencia a las cinco canchas de tenis de un complejo deportivo es 435 y no hay dos canchas de tenis con el mismo número de jugadores, ¿cuál es el mayor valor posible para</w:t>
+        <w:t xml:space="preserve">Si la mediana de la asistencia a las 5 auditorios de un centro cultural es 310 y no hay dos auditorios con el mismo número de espectadores, ¿cuál es el mayor valor posible para</w:t>
       </w:r>
       <w:r>
         <w:t xml:space="preserve"> </w:t>
@@ -1767,7 +1389,7 @@
       <w:r>
         <w:drawing>
           <wp:inline>
-            <wp:extent cx="2879999" cy="1088955"/>
+            <wp:extent cx="2879999" cy="1385316"/>
             <wp:effectExtent b="0" l="0" r="0" t="0"/>
             <wp:docPr descr="image" title="" id="45" name="Picture"/>
             <a:graphic>
@@ -1797,7 +1419,7 @@
                   <pic:spPr bwMode="auto">
                     <a:xfrm>
                       <a:off x="0" y="0"/>
-                      <a:ext cx="2879999" cy="1088955"/>
+                      <a:ext cx="2879999" cy="1385316"/>
                     </a:xfrm>
                     <a:prstGeom prst="rect">
                       <a:avLst/>
@@ -1824,7 +1446,7 @@
         </w:numPr>
       </w:pPr>
       <w:r>
-        <w:t xml:space="preserve">434</w:t>
+        <w:t xml:space="preserve">309</w:t>
       </w:r>
     </w:p>
     <w:p>
@@ -1835,7 +1457,7 @@
         </w:numPr>
       </w:pPr>
       <w:r>
-        <w:t xml:space="preserve">435</w:t>
+        <w:t xml:space="preserve">341</w:t>
       </w:r>
     </w:p>
     <w:p>
@@ -1846,7 +1468,7 @@
         </w:numPr>
       </w:pPr>
       <w:r>
-        <w:t xml:space="preserve">438</w:t>
+        <w:t xml:space="preserve">310</w:t>
       </w:r>
     </w:p>
     <w:p>
@@ -1857,7 +1479,7 @@
         </w:numPr>
       </w:pPr>
       <w:r>
-        <w:t xml:space="preserve">427</w:t>
+        <w:t xml:space="preserve">279</w:t>
       </w:r>
     </w:p>
     <w:p>
@@ -1886,7 +1508,7 @@
           <w:numId w:val="1000"/>
         </w:numPr>
       </w:pPr>
-      <w:bookmarkStart w:id="48" w:name="analisis-problema-6914"/>
+      <w:bookmarkStart w:id="48" w:name="analisis-problema-8593"/>
       <w:r>
         <w:t xml:space="preserve">Análisis del problema</w:t>
       </w:r>
@@ -1900,7 +1522,7 @@
         </w:numPr>
       </w:pPr>
       <w:r>
-        <w:t xml:space="preserve">Para resolver este problema, necesitamos entender qué significa que la mediana sea 435 en un conjunto de 5 valores.</w:t>
+        <w:t xml:space="preserve">Para resolver este problema, necesitamos entender qué significa que la mediana sea 310 en un conjunto de 5 valores.</w:t>
       </w:r>
     </w:p>
     <w:p>
@@ -1926,7 +1548,7 @@
         </w:numPr>
       </w:pPr>
       <w:r>
-        <w:t xml:space="preserve">Tenemos 5 canchas de tenis: C, A, B, D, E</w:t>
+        <w:t xml:space="preserve">Tenemos 5 auditorios: D, A, B, C, E</w:t>
       </w:r>
     </w:p>
     <w:p>
@@ -1937,7 +1559,7 @@
         </w:numPr>
       </w:pPr>
       <w:r>
-        <w:t xml:space="preserve">Sus valores son: 550, 401, 478, 435, N</w:t>
+        <w:t xml:space="preserve">Sus valores son: 310, 290, 388, 427, N</w:t>
       </w:r>
     </w:p>
     <w:p>
@@ -1948,7 +1570,7 @@
         </w:numPr>
       </w:pPr>
       <w:r>
-        <w:t xml:space="preserve">La mediana del conjunto es 435</w:t>
+        <w:t xml:space="preserve">La mediana del conjunto es 310</w:t>
       </w:r>
     </w:p>
     <w:p>
@@ -1970,7 +1592,7 @@
           <w:numId w:val="1000"/>
         </w:numPr>
       </w:pPr>
-      <w:bookmarkStart w:id="49" w:name="concepto-mediana-3195"/>
+      <w:bookmarkStart w:id="49" w:name="concepto-mediana-2803"/>
       <w:r>
         <w:t xml:space="preserve">Concepto de mediana</w:t>
       </w:r>
@@ -1994,7 +1616,7 @@
           <w:b/>
           <w:bCs/>
         </w:rPr>
-        <w:t xml:space="preserve">posición central (posición 3)</w:t>
+        <w:t xml:space="preserve">posición central (posición 3 )</w:t>
       </w:r>
       <w:r>
         <w:t xml:space="preserve">.</w:t>
@@ -2008,7 +1630,7 @@
         </w:numPr>
       </w:pPr>
       <w:r>
-        <w:t xml:space="preserve">Para que la mediana sea 435, cuando ordenemos los 5 valores de menor a mayor, el valor en la posición 3 debe ser exactamente 435.</w:t>
+        <w:t xml:space="preserve">Para que la mediana sea 310 , cuando ordenemos los 5 valores de menor a mayor, el valor en la posición 3 debe ser exactamente 310 .</w:t>
       </w:r>
     </w:p>
     <w:p>
@@ -2019,7 +1641,7 @@
           <w:numId w:val="1000"/>
         </w:numPr>
       </w:pPr>
-      <w:bookmarkStart w:id="50" w:name="analisis-casos-4680"/>
+      <w:bookmarkStart w:id="50" w:name="analisis-casos-7033"/>
       <w:r>
         <w:t xml:space="preserve">Análisis de casos</w:t>
       </w:r>
@@ -2033,18 +1655,18 @@
         </w:numPr>
       </w:pPr>
       <w:r>
-        <w:t xml:space="preserve">Los valores conocidos son: 401, 478, 550, 435</w:t>
-      </w:r>
-    </w:p>
-    <w:p>
-      <w:pPr>
-        <w:numPr>
-          <w:ilvl w:val="0"/>
-          <w:numId w:val="1000"/>
-        </w:numPr>
-      </w:pPr>
-      <w:r>
-        <w:t xml:space="preserve">Analicemos dónde puede ubicarse N para que la mediana sea 435:</w:t>
+        <w:t xml:space="preserve">Los valores conocidos son: 290, 388, 427, 310</w:t>
+      </w:r>
+    </w:p>
+    <w:p>
+      <w:pPr>
+        <w:numPr>
+          <w:ilvl w:val="0"/>
+          <w:numId w:val="1000"/>
+        </w:numPr>
+      </w:pPr>
+      <w:r>
+        <w:t xml:space="preserve">Analicemos dónde puede ubicarse N para que la mediana sea 310:</w:t>
       </w:r>
     </w:p>
     <w:p>
@@ -2065,19 +1687,19 @@
         <w:t xml:space="preserve"> </w:t>
       </w:r>
       <w:r>
-        <w:t xml:space="preserve">Si N es menor o igual a 401 (muy pequeño)</w:t>
-      </w:r>
-      <w:r>
-        <w:t xml:space="preserve"> </w:t>
-      </w:r>
-      <w:r>
-        <w:t xml:space="preserve">- Orden: N, 401, 435, 478, 550</w:t>
-      </w:r>
-      <w:r>
-        <w:t xml:space="preserve"> </w:t>
-      </w:r>
-      <w:r>
-        <w:t xml:space="preserve">- Mediana = 435 diferente de 435</w:t>
+        <w:t xml:space="preserve">Si N es menor o igual a 290 (muy pequeño)</w:t>
+      </w:r>
+      <w:r>
+        <w:t xml:space="preserve"> </w:t>
+      </w:r>
+      <w:r>
+        <w:t xml:space="preserve">- El valor 310 no quedaría en posición 3</w:t>
+      </w:r>
+      <w:r>
+        <w:t xml:space="preserve"> </w:t>
+      </w:r>
+      <w:r>
+        <w:t xml:space="preserve">- Mediana diferente de 310</w:t>
       </w:r>
     </w:p>
     <w:p>
@@ -2098,19 +1720,19 @@
         <w:t xml:space="preserve"> </w:t>
       </w:r>
       <w:r>
-        <w:t xml:space="preserve">Si 401 &lt; N &lt; 435</w:t>
-      </w:r>
-      <w:r>
-        <w:t xml:space="preserve"> </w:t>
-      </w:r>
-      <w:r>
-        <w:t xml:space="preserve">- El valor 435 queda en posición 3</w:t>
-      </w:r>
-      <w:r>
-        <w:t xml:space="preserve"> </w:t>
-      </w:r>
-      <w:r>
-        <w:t xml:space="preserve">- Mediana = 435 (CORRECTO)</w:t>
+        <w:t xml:space="preserve">Si 290 &lt; N &lt; 310</w:t>
+      </w:r>
+      <w:r>
+        <w:t xml:space="preserve"> </w:t>
+      </w:r>
+      <w:r>
+        <w:t xml:space="preserve">- El valor 310 queda en posición 3</w:t>
+      </w:r>
+      <w:r>
+        <w:t xml:space="preserve"> </w:t>
+      </w:r>
+      <w:r>
+        <w:t xml:space="preserve">- Mediana = 310 (CORRECTO)</w:t>
       </w:r>
     </w:p>
     <w:p>
@@ -2131,7 +1753,7 @@
         <w:t xml:space="preserve"> </w:t>
       </w:r>
       <w:r>
-        <w:t xml:space="preserve">Si N = 435</w:t>
+        <w:t xml:space="preserve">Si N = 310</w:t>
       </w:r>
       <w:r>
         <w:t xml:space="preserve"> </w:t>
@@ -2158,19 +1780,19 @@
         <w:t xml:space="preserve"> </w:t>
       </w:r>
       <w:r>
-        <w:t xml:space="preserve">Si N &gt; 435</w:t>
-      </w:r>
-      <w:r>
-        <w:t xml:space="preserve"> </w:t>
-      </w:r>
-      <w:r>
-        <w:t xml:space="preserve">- El valor 435 no estaría en posición 3</w:t>
-      </w:r>
-      <w:r>
-        <w:t xml:space="preserve"> </w:t>
-      </w:r>
-      <w:r>
-        <w:t xml:space="preserve">- Mediana diferente de 435</w:t>
+        <w:t xml:space="preserve">Si N &gt; 310</w:t>
+      </w:r>
+      <w:r>
+        <w:t xml:space="preserve"> </w:t>
+      </w:r>
+      <w:r>
+        <w:t xml:space="preserve">- El valor 310 no estaría en posición 3</w:t>
+      </w:r>
+      <w:r>
+        <w:t xml:space="preserve"> </w:t>
+      </w:r>
+      <w:r>
+        <w:t xml:space="preserve">- Mediana diferente de 310</w:t>
       </w:r>
     </w:p>
     <w:p>
@@ -2181,7 +1803,7 @@
           <w:numId w:val="1000"/>
         </w:numPr>
       </w:pPr>
-      <w:bookmarkStart w:id="51" w:name="conclusion-5543"/>
+      <w:bookmarkStart w:id="51" w:name="conclusion-6480"/>
       <w:r>
         <w:t xml:space="preserve">Conclusión</w:t>
       </w:r>
@@ -2195,13 +1817,13 @@
         </w:numPr>
       </w:pPr>
       <w:r>
-        <w:t xml:space="preserve">Para que la mediana sea 435 , N debe cumplir:</w:t>
-      </w:r>
-      <w:r>
-        <w:t xml:space="preserve"> </w:t>
-      </w:r>
-      <w:r>
-        <w:t xml:space="preserve">401 &lt; N &lt; 435</w:t>
+        <w:t xml:space="preserve">Para que la mediana sea 310 , N debe cumplir:</w:t>
+      </w:r>
+      <w:r>
+        <w:t xml:space="preserve"> </w:t>
+      </w:r>
+      <w:r>
+        <w:t xml:space="preserve">290 &lt; N &lt; 310</w:t>
       </w:r>
     </w:p>
     <w:p>
@@ -2228,23 +1850,7 @@
         <w:t xml:space="preserve"> </w:t>
       </w:r>
       <w:r>
-        <w:t xml:space="preserve">para N es</w:t>
-      </w:r>
-      <w:r>
-        <w:t xml:space="preserve"> </w:t>
-      </w:r>
-      <w:r>
-        <w:rPr>
-          <w:b/>
-          <w:bCs/>
-        </w:rPr>
-        <w:t xml:space="preserve">434</w:t>
-      </w:r>
-      <w:r>
-        <w:t xml:space="preserve"> </w:t>
-      </w:r>
-      <w:r>
-        <w:t xml:space="preserve">(justo menor que 435).</w:t>
+        <w:t xml:space="preserve">para N es ** 309 ** (justo menor que 310 ).</w:t>
       </w:r>
     </w:p>
     <w:p>
@@ -2309,7 +1915,7 @@
         <w:br/>
       </w:r>
       <w:r>
-        <w:t xml:space="preserve">Si la mediana de la asistencia a las cinco restaurantes de un plaza de comidas es 472 y no hay dos restaurantes con el mismo número de comensales, ¿cuál es el mayor valor posible para</w:t>
+        <w:t xml:space="preserve">Si la mediana de la asistencia a las 5 restaurantes de un plaza de comidas es 364 y no hay dos restaurantes con el mismo número de comensales, ¿cuál es el mayor valor posible para</w:t>
       </w:r>
       <w:r>
         <w:t xml:space="preserve"> </w:t>
@@ -2388,7 +1994,7 @@
         </w:numPr>
       </w:pPr>
       <w:r>
-        <w:t xml:space="preserve">456</w:t>
+        <w:t xml:space="preserve">356</w:t>
       </w:r>
     </w:p>
     <w:p>
@@ -2399,7 +2005,7 @@
         </w:numPr>
       </w:pPr>
       <w:r>
-        <w:t xml:space="preserve">471</w:t>
+        <w:t xml:space="preserve">363</w:t>
       </w:r>
     </w:p>
     <w:p>
@@ -2410,7 +2016,7 @@
         </w:numPr>
       </w:pPr>
       <w:r>
-        <w:t xml:space="preserve">472</w:t>
+        <w:t xml:space="preserve">364</w:t>
       </w:r>
     </w:p>
     <w:p>
@@ -2421,7 +2027,7 @@
         </w:numPr>
       </w:pPr>
       <w:r>
-        <w:t xml:space="preserve">472</w:t>
+        <w:t xml:space="preserve">328</w:t>
       </w:r>
     </w:p>
     <w:p>
@@ -2450,7 +2056,7 @@
           <w:numId w:val="1000"/>
         </w:numPr>
       </w:pPr>
-      <w:bookmarkStart w:id="56" w:name="analisis-problema-3981"/>
+      <w:bookmarkStart w:id="56" w:name="analisis-problema-3312"/>
       <w:r>
         <w:t xml:space="preserve">Análisis del problema</w:t>
       </w:r>
@@ -2464,7 +2070,7 @@
         </w:numPr>
       </w:pPr>
       <w:r>
-        <w:t xml:space="preserve">Para resolver este problema, necesitamos entender qué significa que la mediana sea 472 en un conjunto de 5 valores.</w:t>
+        <w:t xml:space="preserve">Para resolver este problema, necesitamos entender qué significa que la mediana sea 364 en un conjunto de 5 valores.</w:t>
       </w:r>
     </w:p>
     <w:p>
@@ -2490,7 +2096,7 @@
         </w:numPr>
       </w:pPr>
       <w:r>
-        <w:t xml:space="preserve">Tenemos 5 restaurantes: C, A, D, B, E</w:t>
+        <w:t xml:space="preserve">Tenemos 5 restaurantes: D, A, C, E, B</w:t>
       </w:r>
     </w:p>
     <w:p>
@@ -2501,7 +2107,7 @@
         </w:numPr>
       </w:pPr>
       <w:r>
-        <w:t xml:space="preserve">Sus valores son: 542, 380, 472, 499, N</w:t>
+        <w:t xml:space="preserve">Sus valores son: 364, 289, 441, N, 422</w:t>
       </w:r>
     </w:p>
     <w:p>
@@ -2512,7 +2118,7 @@
         </w:numPr>
       </w:pPr>
       <w:r>
-        <w:t xml:space="preserve">La mediana del conjunto es 472</w:t>
+        <w:t xml:space="preserve">La mediana del conjunto es 364</w:t>
       </w:r>
     </w:p>
     <w:p>
@@ -2534,7 +2140,7 @@
           <w:numId w:val="1000"/>
         </w:numPr>
       </w:pPr>
-      <w:bookmarkStart w:id="57" w:name="concepto-mediana-8719"/>
+      <w:bookmarkStart w:id="57" w:name="concepto-mediana-1763"/>
       <w:r>
         <w:t xml:space="preserve">Concepto de mediana</w:t>
       </w:r>
@@ -2558,7 +2164,7 @@
           <w:b/>
           <w:bCs/>
         </w:rPr>
-        <w:t xml:space="preserve">posición central (posición 3)</w:t>
+        <w:t xml:space="preserve">posición central (posición 3 )</w:t>
       </w:r>
       <w:r>
         <w:t xml:space="preserve">.</w:t>
@@ -2572,7 +2178,7 @@
         </w:numPr>
       </w:pPr>
       <w:r>
-        <w:t xml:space="preserve">Para que la mediana sea 472, cuando ordenemos los 5 valores de menor a mayor, el valor en la posición 3 debe ser exactamente 472.</w:t>
+        <w:t xml:space="preserve">Para que la mediana sea 364 , cuando ordenemos los 5 valores de menor a mayor, el valor en la posición 3 debe ser exactamente 364 .</w:t>
       </w:r>
     </w:p>
     <w:p>
@@ -2583,7 +2189,7 @@
           <w:numId w:val="1000"/>
         </w:numPr>
       </w:pPr>
-      <w:bookmarkStart w:id="58" w:name="analisis-casos-4587"/>
+      <w:bookmarkStart w:id="58" w:name="analisis-casos-6838"/>
       <w:r>
         <w:t xml:space="preserve">Análisis de casos</w:t>
       </w:r>
@@ -2597,18 +2203,18 @@
         </w:numPr>
       </w:pPr>
       <w:r>
-        <w:t xml:space="preserve">Los valores conocidos son: 380, 499, 542, 472</w:t>
-      </w:r>
-    </w:p>
-    <w:p>
-      <w:pPr>
-        <w:numPr>
-          <w:ilvl w:val="0"/>
-          <w:numId w:val="1000"/>
-        </w:numPr>
-      </w:pPr>
-      <w:r>
-        <w:t xml:space="preserve">Analicemos dónde puede ubicarse N para que la mediana sea 472:</w:t>
+        <w:t xml:space="preserve">Los valores conocidos son: 289, 422, 441, 364</w:t>
+      </w:r>
+    </w:p>
+    <w:p>
+      <w:pPr>
+        <w:numPr>
+          <w:ilvl w:val="0"/>
+          <w:numId w:val="1000"/>
+        </w:numPr>
+      </w:pPr>
+      <w:r>
+        <w:t xml:space="preserve">Analicemos dónde puede ubicarse N para que la mediana sea 364:</w:t>
       </w:r>
     </w:p>
     <w:p>
@@ -2629,19 +2235,19 @@
         <w:t xml:space="preserve"> </w:t>
       </w:r>
       <w:r>
-        <w:t xml:space="preserve">Si N es menor o igual a 380 (muy pequeño)</w:t>
-      </w:r>
-      <w:r>
-        <w:t xml:space="preserve"> </w:t>
-      </w:r>
-      <w:r>
-        <w:t xml:space="preserve">- Orden: N, 380, 472, 499, 542</w:t>
-      </w:r>
-      <w:r>
-        <w:t xml:space="preserve"> </w:t>
-      </w:r>
-      <w:r>
-        <w:t xml:space="preserve">- Mediana = 472 diferente de 472</w:t>
+        <w:t xml:space="preserve">Si N es menor o igual a 289 (muy pequeño)</w:t>
+      </w:r>
+      <w:r>
+        <w:t xml:space="preserve"> </w:t>
+      </w:r>
+      <w:r>
+        <w:t xml:space="preserve">- El valor 364 no quedaría en posición 3</w:t>
+      </w:r>
+      <w:r>
+        <w:t xml:space="preserve"> </w:t>
+      </w:r>
+      <w:r>
+        <w:t xml:space="preserve">- Mediana diferente de 364</w:t>
       </w:r>
     </w:p>
     <w:p>
@@ -2662,19 +2268,19 @@
         <w:t xml:space="preserve"> </w:t>
       </w:r>
       <w:r>
-        <w:t xml:space="preserve">Si 380 &lt; N &lt; 472</w:t>
-      </w:r>
-      <w:r>
-        <w:t xml:space="preserve"> </w:t>
-      </w:r>
-      <w:r>
-        <w:t xml:space="preserve">- El valor 472 queda en posición 3</w:t>
-      </w:r>
-      <w:r>
-        <w:t xml:space="preserve"> </w:t>
-      </w:r>
-      <w:r>
-        <w:t xml:space="preserve">- Mediana = 472 (CORRECTO)</w:t>
+        <w:t xml:space="preserve">Si 289 &lt; N &lt; 364</w:t>
+      </w:r>
+      <w:r>
+        <w:t xml:space="preserve"> </w:t>
+      </w:r>
+      <w:r>
+        <w:t xml:space="preserve">- El valor 364 queda en posición 3</w:t>
+      </w:r>
+      <w:r>
+        <w:t xml:space="preserve"> </w:t>
+      </w:r>
+      <w:r>
+        <w:t xml:space="preserve">- Mediana = 364 (CORRECTO)</w:t>
       </w:r>
     </w:p>
     <w:p>
@@ -2695,7 +2301,7 @@
         <w:t xml:space="preserve"> </w:t>
       </w:r>
       <w:r>
-        <w:t xml:space="preserve">Si N = 472</w:t>
+        <w:t xml:space="preserve">Si N = 364</w:t>
       </w:r>
       <w:r>
         <w:t xml:space="preserve"> </w:t>
@@ -2722,19 +2328,19 @@
         <w:t xml:space="preserve"> </w:t>
       </w:r>
       <w:r>
-        <w:t xml:space="preserve">Si N &gt; 472</w:t>
-      </w:r>
-      <w:r>
-        <w:t xml:space="preserve"> </w:t>
-      </w:r>
-      <w:r>
-        <w:t xml:space="preserve">- El valor 472 no estaría en posición 3</w:t>
-      </w:r>
-      <w:r>
-        <w:t xml:space="preserve"> </w:t>
-      </w:r>
-      <w:r>
-        <w:t xml:space="preserve">- Mediana diferente de 472</w:t>
+        <w:t xml:space="preserve">Si N &gt; 364</w:t>
+      </w:r>
+      <w:r>
+        <w:t xml:space="preserve"> </w:t>
+      </w:r>
+      <w:r>
+        <w:t xml:space="preserve">- El valor 364 no estaría en posición 3</w:t>
+      </w:r>
+      <w:r>
+        <w:t xml:space="preserve"> </w:t>
+      </w:r>
+      <w:r>
+        <w:t xml:space="preserve">- Mediana diferente de 364</w:t>
       </w:r>
     </w:p>
     <w:p>
@@ -2745,7 +2351,7 @@
           <w:numId w:val="1000"/>
         </w:numPr>
       </w:pPr>
-      <w:bookmarkStart w:id="59" w:name="conclusion-3135"/>
+      <w:bookmarkStart w:id="59" w:name="conclusion-1104"/>
       <w:r>
         <w:t xml:space="preserve">Conclusión</w:t>
       </w:r>
@@ -2759,13 +2365,13 @@
         </w:numPr>
       </w:pPr>
       <w:r>
-        <w:t xml:space="preserve">Para que la mediana sea 472 , N debe cumplir:</w:t>
-      </w:r>
-      <w:r>
-        <w:t xml:space="preserve"> </w:t>
-      </w:r>
-      <w:r>
-        <w:t xml:space="preserve">380 &lt; N &lt; 472</w:t>
+        <w:t xml:space="preserve">Para que la mediana sea 364 , N debe cumplir:</w:t>
+      </w:r>
+      <w:r>
+        <w:t xml:space="preserve"> </w:t>
+      </w:r>
+      <w:r>
+        <w:t xml:space="preserve">289 &lt; N &lt; 364</w:t>
       </w:r>
     </w:p>
     <w:p>
@@ -2792,23 +2398,7 @@
         <w:t xml:space="preserve"> </w:t>
       </w:r>
       <w:r>
-        <w:t xml:space="preserve">para N es</w:t>
-      </w:r>
-      <w:r>
-        <w:t xml:space="preserve"> </w:t>
-      </w:r>
-      <w:r>
-        <w:rPr>
-          <w:b/>
-          <w:bCs/>
-        </w:rPr>
-        <w:t xml:space="preserve">471</w:t>
-      </w:r>
-      <w:r>
-        <w:t xml:space="preserve"> </w:t>
-      </w:r>
-      <w:r>
-        <w:t xml:space="preserve">(justo menor que 472).</w:t>
+        <w:t xml:space="preserve">para N es ** 363 ** (justo menor que 364 ).</w:t>
       </w:r>
     </w:p>
     <w:p>

--- a/Lab/24-S3-2025-SEDQ/salida/mediana_aleatorio_interpretacion_n2_v1_1.docx
+++ b/Lab/24-S3-2025-SEDQ/salida/mediana_aleatorio_interpretacion_n2_v1_1.docx
@@ -53,7 +53,7 @@
         <w:br/>
       </w:r>
       <w:r>
-        <w:t xml:space="preserve">Si la mediana de la asistencia a las 6 canchas de tenis de un complejo deportivo es 497 y no hay dos canchas de tenis con el mismo número de jugadores, ¿cuál es el mayor valor posible para</w:t>
+        <w:t xml:space="preserve">Si la mediana de la asistencia a las 8 atracciones de un parque temático es 395 y no hay dos atracciones con el mismo número de visitantes, ¿cuál es el mayor valor posible para</w:t>
       </w:r>
       <w:r>
         <w:t xml:space="preserve"> </w:t>
@@ -75,7 +75,7 @@
       <w:r>
         <w:drawing>
           <wp:inline>
-            <wp:extent cx="2879999" cy="1275223"/>
+            <wp:extent cx="2879999" cy="1965988"/>
             <wp:effectExtent b="0" l="0" r="0" t="0"/>
             <wp:docPr descr="image" title="" id="21" name="Picture"/>
             <a:graphic>
@@ -105,7 +105,7 @@
                   <pic:spPr bwMode="auto">
                     <a:xfrm>
                       <a:off x="0" y="0"/>
-                      <a:ext cx="2879999" cy="1275223"/>
+                      <a:ext cx="2879999" cy="1965988"/>
                     </a:xfrm>
                     <a:prstGeom prst="rect">
                       <a:avLst/>
@@ -132,7 +132,7 @@
         </w:numPr>
       </w:pPr>
       <w:r>
-        <w:t xml:space="preserve">495</w:t>
+        <w:t xml:space="preserve">454</w:t>
       </w:r>
     </w:p>
     <w:p>
@@ -143,7 +143,7 @@
         </w:numPr>
       </w:pPr>
       <w:r>
-        <w:t xml:space="preserve">492</w:t>
+        <w:t xml:space="preserve">407</w:t>
       </w:r>
     </w:p>
     <w:p>
@@ -154,7 +154,7 @@
         </w:numPr>
       </w:pPr>
       <w:r>
-        <w:t xml:space="preserve">503</w:t>
+        <w:t xml:space="preserve">336</w:t>
       </w:r>
     </w:p>
     <w:p>
@@ -165,7 +165,7 @@
         </w:numPr>
       </w:pPr>
       <w:r>
-        <w:t xml:space="preserve">472</w:t>
+        <w:t xml:space="preserve">385</w:t>
       </w:r>
     </w:p>
     <w:p>
@@ -194,7 +194,7 @@
           <w:numId w:val="1000"/>
         </w:numPr>
       </w:pPr>
-      <w:bookmarkStart w:id="24" w:name="analisis-problema-5881"/>
+      <w:bookmarkStart w:id="24" w:name="analisis-problema-4499"/>
       <w:r>
         <w:t xml:space="preserve">Análisis del problema</w:t>
       </w:r>
@@ -208,7 +208,7 @@
         </w:numPr>
       </w:pPr>
       <w:r>
-        <w:t xml:space="preserve">Para resolver este problema, necesitamos entender qué significa que la mediana sea 497 en un conjunto de 6 valores.</w:t>
+        <w:t xml:space="preserve">Para resolver este problema, necesitamos entender qué significa que la mediana sea 395 en un conjunto de 8 valores.</w:t>
       </w:r>
     </w:p>
     <w:p>
@@ -234,7 +234,7 @@
         </w:numPr>
       </w:pPr>
       <w:r>
-        <w:t xml:space="preserve">Tenemos 6 canchas de tenis: B, F, D, C, E, A</w:t>
+        <w:t xml:space="preserve">Tenemos 8 atracciones: D, H, B, A, C, F, E, G</w:t>
       </w:r>
     </w:p>
     <w:p>
@@ -245,7 +245,7 @@
         </w:numPr>
       </w:pPr>
       <w:r>
-        <w:t xml:space="preserve">Sus valores son: 431, N, 635, 556, 499, 381</w:t>
+        <w:t xml:space="preserve">Sus valores son: 451, N, 303, 295, 311, 448, 469, 405</w:t>
       </w:r>
     </w:p>
     <w:p>
@@ -256,7 +256,7 @@
         </w:numPr>
       </w:pPr>
       <w:r>
-        <w:t xml:space="preserve">La mediana del conjunto es 497</w:t>
+        <w:t xml:space="preserve">La mediana del conjunto es 395</w:t>
       </w:r>
     </w:p>
     <w:p>
@@ -278,7 +278,7 @@
           <w:numId w:val="1000"/>
         </w:numPr>
       </w:pPr>
-      <w:bookmarkStart w:id="25" w:name="concepto-mediana-4299"/>
+      <w:bookmarkStart w:id="25" w:name="concepto-mediana-4646"/>
       <w:r>
         <w:t xml:space="preserve">Concepto de mediana</w:t>
       </w:r>
@@ -292,7 +292,7 @@
         </w:numPr>
       </w:pPr>
       <w:r>
-        <w:t xml:space="preserve">La mediana de 6 valores ordenados de menor a mayor es el</w:t>
+        <w:t xml:space="preserve">La mediana de 8 valores ordenados de menor a mayor es el</w:t>
       </w:r>
       <w:r>
         <w:t xml:space="preserve"> </w:t>
@@ -302,7 +302,7 @@
           <w:b/>
           <w:bCs/>
         </w:rPr>
-        <w:t xml:space="preserve">promedio de los dos valores centrales (posiciones 3 y 4 )</w:t>
+        <w:t xml:space="preserve">promedio de los dos valores centrales (posiciones 4 y 5 )</w:t>
       </w:r>
       <w:r>
         <w:t xml:space="preserve">.</w:t>
@@ -316,7 +316,7 @@
         </w:numPr>
       </w:pPr>
       <w:r>
-        <w:t xml:space="preserve">Para que la mediana sea 497 , cuando ordenemos los 6 valores de menor a mayor, el promedio de los valores en las posiciones 3 y 4 debe ser exactamente 497 .</w:t>
+        <w:t xml:space="preserve">Para que la mediana sea 395 , cuando ordenemos los 8 valores de menor a mayor, el promedio de los valores en las posiciones 4 y 5 debe ser exactamente 395 .</w:t>
       </w:r>
     </w:p>
     <w:p>
@@ -327,7 +327,7 @@
           <w:numId w:val="1000"/>
         </w:numPr>
       </w:pPr>
-      <w:bookmarkStart w:id="26" w:name="analisis-casos-1600"/>
+      <w:bookmarkStart w:id="26" w:name="analisis-casos-6579"/>
       <w:r>
         <w:t xml:space="preserve">Análisis de casos</w:t>
       </w:r>
@@ -341,46 +341,57 @@
         </w:numPr>
       </w:pPr>
       <w:r>
-        <w:t xml:space="preserve">Los valores conocidos son: 381, 431, 556, 635, 499</w:t>
-      </w:r>
-    </w:p>
-    <w:p>
-      <w:pPr>
-        <w:numPr>
-          <w:ilvl w:val="0"/>
-          <w:numId w:val="1000"/>
-        </w:numPr>
-      </w:pPr>
-      <w:r>
-        <w:t xml:space="preserve">Analicemos dónde puede ubicarse N para que la mediana sea 497:</w:t>
-      </w:r>
-    </w:p>
-    <w:p>
-      <w:pPr>
-        <w:numPr>
-          <w:ilvl w:val="0"/>
-          <w:numId w:val="1000"/>
-        </w:numPr>
-      </w:pPr>
-      <w:r>
-        <w:t xml:space="preserve">Para que la mediana sea 497 , necesitamos que el promedio de los valores en posiciones 3 y 4 sea 497 .</w:t>
-      </w:r>
-    </w:p>
-    <w:p>
-      <w:pPr>
-        <w:numPr>
-          <w:ilvl w:val="0"/>
-          <w:numId w:val="1000"/>
-        </w:numPr>
-      </w:pPr>
-      <w:r>
-        <w:t xml:space="preserve">Sabemos que uno de los valores centrales es 497 .</w:t>
+        <w:t xml:space="preserve">Los valores conocidos son: 295, 303, 311, 451, 469, 448, 405</w:t>
+      </w:r>
+    </w:p>
+    <w:p>
+      <w:pPr>
+        <w:numPr>
+          <w:ilvl w:val="0"/>
+          <w:numId w:val="1000"/>
+        </w:numPr>
+      </w:pPr>
+      <w:r>
+        <w:t xml:space="preserve">Analicemos dónde puede ubicarse N para que la mediana sea 395:</w:t>
+      </w:r>
+    </w:p>
+    <w:p>
+      <w:pPr>
+        <w:numPr>
+          <w:ilvl w:val="0"/>
+          <w:numId w:val="1000"/>
+        </w:numPr>
+      </w:pPr>
+      <w:r>
+        <w:t xml:space="preserve">Para que la mediana sea 395 , necesitamos que el promedio de los valores en posiciones 4 y 5 sea 395 .</w:t>
+      </w:r>
+    </w:p>
+    <w:p>
+      <w:pPr>
+        <w:numPr>
+          <w:ilvl w:val="0"/>
+          <w:numId w:val="1000"/>
+        </w:numPr>
+      </w:pPr>
+      <w:r>
+        <w:t xml:space="preserve">Sabemos que uno de los valores centrales es 405 .</w:t>
       </w:r>
       <w:r>
         <w:t xml:space="preserve"> </w:t>
       </w:r>
       <w:r>
-        <w:t xml:space="preserve">Por tanto, N debe ser 497 para que ( 497 + 497 )/2 = 497 .</w:t>
+        <w:t xml:space="preserve">Por tanto, N debe ser 385 para que ( 405 + 385 )/2 = 395 .</w:t>
+      </w:r>
+    </w:p>
+    <w:p>
+      <w:pPr>
+        <w:numPr>
+          <w:ilvl w:val="0"/>
+          <w:numId w:val="1000"/>
+        </w:numPr>
+      </w:pPr>
+      <w:r>
+        <w:t xml:space="preserve">Verificación: ( 405 + 385 )/2 = 395</w:t>
       </w:r>
     </w:p>
     <w:p>
@@ -401,7 +412,7 @@
         <w:t xml:space="preserve"> </w:t>
       </w:r>
       <w:r>
-        <w:t xml:space="preserve">N debe ser exactamente 497 .</w:t>
+        <w:t xml:space="preserve">N debe ser exactamente 385 .</w:t>
       </w:r>
     </w:p>
     <w:p>
@@ -412,7 +423,7 @@
           <w:numId w:val="1000"/>
         </w:numPr>
       </w:pPr>
-      <w:bookmarkStart w:id="27" w:name="conclusion-7153"/>
+      <w:bookmarkStart w:id="27" w:name="conclusion-2136"/>
       <w:r>
         <w:t xml:space="preserve">Conclusión</w:t>
       </w:r>
@@ -426,7 +437,7 @@
         </w:numPr>
       </w:pPr>
       <w:r>
-        <w:t xml:space="preserve">Para que la mediana sea 497 , N debe ser exactamente ** 495 **.</w:t>
+        <w:t xml:space="preserve">Para que la mediana sea 395 , N debe ser exactamente ** 385 **.</w:t>
       </w:r>
     </w:p>
     <w:p>
@@ -437,40 +448,40 @@
         </w:numPr>
       </w:pPr>
       <w:r>
+        <w:t xml:space="preserve">Falso</w:t>
+      </w:r>
+    </w:p>
+    <w:p>
+      <w:pPr>
+        <w:numPr>
+          <w:ilvl w:val="1"/>
+          <w:numId w:val="1004"/>
+        </w:numPr>
+      </w:pPr>
+      <w:r>
+        <w:t xml:space="preserve">Falso</w:t>
+      </w:r>
+    </w:p>
+    <w:p>
+      <w:pPr>
+        <w:numPr>
+          <w:ilvl w:val="1"/>
+          <w:numId w:val="1004"/>
+        </w:numPr>
+      </w:pPr>
+      <w:r>
+        <w:t xml:space="preserve">Falso</w:t>
+      </w:r>
+    </w:p>
+    <w:p>
+      <w:pPr>
+        <w:numPr>
+          <w:ilvl w:val="1"/>
+          <w:numId w:val="1004"/>
+        </w:numPr>
+      </w:pPr>
+      <w:r>
         <w:t xml:space="preserve">Verdadero</w:t>
-      </w:r>
-    </w:p>
-    <w:p>
-      <w:pPr>
-        <w:numPr>
-          <w:ilvl w:val="1"/>
-          <w:numId w:val="1004"/>
-        </w:numPr>
-      </w:pPr>
-      <w:r>
-        <w:t xml:space="preserve">Falso</w:t>
-      </w:r>
-    </w:p>
-    <w:p>
-      <w:pPr>
-        <w:numPr>
-          <w:ilvl w:val="1"/>
-          <w:numId w:val="1004"/>
-        </w:numPr>
-      </w:pPr>
-      <w:r>
-        <w:t xml:space="preserve">Falso</w:t>
-      </w:r>
-    </w:p>
-    <w:p>
-      <w:pPr>
-        <w:numPr>
-          <w:ilvl w:val="1"/>
-          <w:numId w:val="1004"/>
-        </w:numPr>
-      </w:pPr>
-      <w:r>
-        <w:t xml:space="preserve">Falso</w:t>
       </w:r>
     </w:p>
     <w:p>
@@ -491,7 +502,7 @@
         <w:br/>
       </w:r>
       <w:r>
-        <w:t xml:space="preserve">Si la mediana de la asistencia a las 10 auditorios de un centro cultural es 322 y no hay dos auditorios con el mismo número de espectadores, ¿cuál es el mayor valor posible para</w:t>
+        <w:t xml:space="preserve">Si la mediana de la asistencia a las 8 auditorios de un centro cultural es 333 y no hay dos auditorios con el mismo número de espectadores, ¿cuál es el mayor valor posible para</w:t>
       </w:r>
       <w:r>
         <w:t xml:space="preserve"> </w:t>
@@ -513,7 +524,7 @@
       <w:r>
         <w:drawing>
           <wp:inline>
-            <wp:extent cx="2879999" cy="2533670"/>
+            <wp:extent cx="2879999" cy="2077974"/>
             <wp:effectExtent b="0" l="0" r="0" t="0"/>
             <wp:docPr descr="image" title="" id="29" name="Picture"/>
             <a:graphic>
@@ -543,7 +554,7 @@
                   <pic:spPr bwMode="auto">
                     <a:xfrm>
                       <a:off x="0" y="0"/>
-                      <a:ext cx="2879999" cy="2533670"/>
+                      <a:ext cx="2879999" cy="2077974"/>
                     </a:xfrm>
                     <a:prstGeom prst="rect">
                       <a:avLst/>
@@ -570,7 +581,7 @@
         </w:numPr>
       </w:pPr>
       <w:r>
-        <w:t xml:space="preserve">338</w:t>
+        <w:t xml:space="preserve">383</w:t>
       </w:r>
     </w:p>
     <w:p>
@@ -581,7 +592,7 @@
         </w:numPr>
       </w:pPr>
       <w:r>
-        <w:t xml:space="preserve">310</w:t>
+        <w:t xml:space="preserve">290</w:t>
       </w:r>
     </w:p>
     <w:p>
@@ -592,7 +603,7 @@
         </w:numPr>
       </w:pPr>
       <w:r>
-        <w:t xml:space="preserve">306</w:t>
+        <w:t xml:space="preserve">363</w:t>
       </w:r>
     </w:p>
     <w:p>
@@ -603,7 +614,7 @@
         </w:numPr>
       </w:pPr>
       <w:r>
-        <w:t xml:space="preserve">320</w:t>
+        <w:t xml:space="preserve">341</w:t>
       </w:r>
     </w:p>
     <w:p>
@@ -632,7 +643,7 @@
           <w:numId w:val="1000"/>
         </w:numPr>
       </w:pPr>
-      <w:bookmarkStart w:id="32" w:name="analisis-problema-9809"/>
+      <w:bookmarkStart w:id="32" w:name="analisis-problema-6955"/>
       <w:r>
         <w:t xml:space="preserve">Análisis del problema</w:t>
       </w:r>
@@ -646,7 +657,7 @@
         </w:numPr>
       </w:pPr>
       <w:r>
-        <w:t xml:space="preserve">Para resolver este problema, necesitamos entender qué significa que la mediana sea 322 en un conjunto de 10 valores.</w:t>
+        <w:t xml:space="preserve">Para resolver este problema, necesitamos entender qué significa que la mediana sea 333 en un conjunto de 8 valores.</w:t>
       </w:r>
     </w:p>
     <w:p>
@@ -672,7 +683,7 @@
         </w:numPr>
       </w:pPr>
       <w:r>
-        <w:t xml:space="preserve">Tenemos 10 auditorios: J, G, E, C, H, F, I, B, D, A</w:t>
+        <w:t xml:space="preserve">Tenemos 8 auditorios: C, A, H, D, G, B, E, F</w:t>
       </w:r>
     </w:p>
     <w:p>
@@ -683,7 +694,7 @@
         </w:numPr>
       </w:pPr>
       <w:r>
-        <w:t xml:space="preserve">Sus valores son: N, 424, 357, 251, 399, 411, 324, 213, 219, 275</w:t>
+        <w:t xml:space="preserve">Sus valores son: 231, 280, N, 452, 325, 238, 358, 375</w:t>
       </w:r>
     </w:p>
     <w:p>
@@ -694,7 +705,7 @@
         </w:numPr>
       </w:pPr>
       <w:r>
-        <w:t xml:space="preserve">La mediana del conjunto es 322</w:t>
+        <w:t xml:space="preserve">La mediana del conjunto es 333</w:t>
       </w:r>
     </w:p>
     <w:p>
@@ -716,7 +727,7 @@
           <w:numId w:val="1000"/>
         </w:numPr>
       </w:pPr>
-      <w:bookmarkStart w:id="33" w:name="concepto-mediana-8527"/>
+      <w:bookmarkStart w:id="33" w:name="concepto-mediana-9973"/>
       <w:r>
         <w:t xml:space="preserve">Concepto de mediana</w:t>
       </w:r>
@@ -730,7 +741,7 @@
         </w:numPr>
       </w:pPr>
       <w:r>
-        <w:t xml:space="preserve">La mediana de 10 valores ordenados de menor a mayor es el</w:t>
+        <w:t xml:space="preserve">La mediana de 8 valores ordenados de menor a mayor es el</w:t>
       </w:r>
       <w:r>
         <w:t xml:space="preserve"> </w:t>
@@ -740,7 +751,7 @@
           <w:b/>
           <w:bCs/>
         </w:rPr>
-        <w:t xml:space="preserve">promedio de los dos valores centrales (posiciones 5 y 6 )</w:t>
+        <w:t xml:space="preserve">promedio de los dos valores centrales (posiciones 4 y 5 )</w:t>
       </w:r>
       <w:r>
         <w:t xml:space="preserve">.</w:t>
@@ -754,7 +765,7 @@
         </w:numPr>
       </w:pPr>
       <w:r>
-        <w:t xml:space="preserve">Para que la mediana sea 322 , cuando ordenemos los 10 valores de menor a mayor, el promedio de los valores en las posiciones 5 y 6 debe ser exactamente 322 .</w:t>
+        <w:t xml:space="preserve">Para que la mediana sea 333 , cuando ordenemos los 8 valores de menor a mayor, el promedio de los valores en las posiciones 4 y 5 debe ser exactamente 333 .</w:t>
       </w:r>
     </w:p>
     <w:p>
@@ -765,7 +776,7 @@
           <w:numId w:val="1000"/>
         </w:numPr>
       </w:pPr>
-      <w:bookmarkStart w:id="34" w:name="analisis-casos-7667"/>
+      <w:bookmarkStart w:id="34" w:name="analisis-casos-5674"/>
       <w:r>
         <w:t xml:space="preserve">Análisis de casos</w:t>
       </w:r>
@@ -779,46 +790,57 @@
         </w:numPr>
       </w:pPr>
       <w:r>
-        <w:t xml:space="preserve">Los valores conocidos son: 275, 213, 251, 219, 357, 411, 424, 399, 324</w:t>
-      </w:r>
-    </w:p>
-    <w:p>
-      <w:pPr>
-        <w:numPr>
-          <w:ilvl w:val="0"/>
-          <w:numId w:val="1000"/>
-        </w:numPr>
-      </w:pPr>
-      <w:r>
-        <w:t xml:space="preserve">Analicemos dónde puede ubicarse N para que la mediana sea 322:</w:t>
-      </w:r>
-    </w:p>
-    <w:p>
-      <w:pPr>
-        <w:numPr>
-          <w:ilvl w:val="0"/>
-          <w:numId w:val="1000"/>
-        </w:numPr>
-      </w:pPr>
-      <w:r>
-        <w:t xml:space="preserve">Para que la mediana sea 322 , necesitamos que el promedio de los valores en posiciones 5 y 6 sea 322 .</w:t>
-      </w:r>
-    </w:p>
-    <w:p>
-      <w:pPr>
-        <w:numPr>
-          <w:ilvl w:val="0"/>
-          <w:numId w:val="1000"/>
-        </w:numPr>
-      </w:pPr>
-      <w:r>
-        <w:t xml:space="preserve">Sabemos que uno de los valores centrales es 322 .</w:t>
+        <w:t xml:space="preserve">Los valores conocidos son: 280, 238, 231, 452, 358, 375, 325</w:t>
+      </w:r>
+    </w:p>
+    <w:p>
+      <w:pPr>
+        <w:numPr>
+          <w:ilvl w:val="0"/>
+          <w:numId w:val="1000"/>
+        </w:numPr>
+      </w:pPr>
+      <w:r>
+        <w:t xml:space="preserve">Analicemos dónde puede ubicarse N para que la mediana sea 333:</w:t>
+      </w:r>
+    </w:p>
+    <w:p>
+      <w:pPr>
+        <w:numPr>
+          <w:ilvl w:val="0"/>
+          <w:numId w:val="1000"/>
+        </w:numPr>
+      </w:pPr>
+      <w:r>
+        <w:t xml:space="preserve">Para que la mediana sea 333 , necesitamos que el promedio de los valores en posiciones 4 y 5 sea 333 .</w:t>
+      </w:r>
+    </w:p>
+    <w:p>
+      <w:pPr>
+        <w:numPr>
+          <w:ilvl w:val="0"/>
+          <w:numId w:val="1000"/>
+        </w:numPr>
+      </w:pPr>
+      <w:r>
+        <w:t xml:space="preserve">Sabemos que uno de los valores centrales es 325 .</w:t>
       </w:r>
       <w:r>
         <w:t xml:space="preserve"> </w:t>
       </w:r>
       <w:r>
-        <w:t xml:space="preserve">Por tanto, N debe ser 322 para que ( 322 + 322 )/2 = 322 .</w:t>
+        <w:t xml:space="preserve">Por tanto, N debe ser 341 para que ( 325 + 341 )/2 = 333 .</w:t>
+      </w:r>
+    </w:p>
+    <w:p>
+      <w:pPr>
+        <w:numPr>
+          <w:ilvl w:val="0"/>
+          <w:numId w:val="1000"/>
+        </w:numPr>
+      </w:pPr>
+      <w:r>
+        <w:t xml:space="preserve">Verificación: ( 325 + 341 )/2 = 333</w:t>
       </w:r>
     </w:p>
     <w:p>
@@ -839,7 +861,7 @@
         <w:t xml:space="preserve"> </w:t>
       </w:r>
       <w:r>
-        <w:t xml:space="preserve">N debe ser exactamente 322 .</w:t>
+        <w:t xml:space="preserve">N debe ser exactamente 341 .</w:t>
       </w:r>
     </w:p>
     <w:p>
@@ -850,7 +872,7 @@
           <w:numId w:val="1000"/>
         </w:numPr>
       </w:pPr>
-      <w:bookmarkStart w:id="35" w:name="conclusion-4523"/>
+      <w:bookmarkStart w:id="35" w:name="conclusion-2150"/>
       <w:r>
         <w:t xml:space="preserve">Conclusión</w:t>
       </w:r>
@@ -864,7 +886,7 @@
         </w:numPr>
       </w:pPr>
       <w:r>
-        <w:t xml:space="preserve">Para que la mediana sea 322 , N debe ser exactamente ** 320 **.</w:t>
+        <w:t xml:space="preserve">Para que la mediana sea 333 , N debe ser exactamente ** 341 **.</w:t>
       </w:r>
     </w:p>
     <w:p>
@@ -929,7 +951,7 @@
         <w:br/>
       </w:r>
       <w:r>
-        <w:t xml:space="preserve">Si la mediana de la asistencia a las 10 salas de cine de un centro comercial es 393 y no hay dos salas de cine con el mismo número de asistentes, ¿cuál es el mayor valor posible para</w:t>
+        <w:t xml:space="preserve">Si la mediana de la asistencia a las 6 canchas de tenis de un complejo deportivo es 537 y no hay dos canchas de tenis con el mismo número de jugadores, ¿cuál es el mayor valor posible para</w:t>
       </w:r>
       <w:r>
         <w:t xml:space="preserve"> </w:t>
@@ -951,7 +973,7 @@
       <w:r>
         <w:drawing>
           <wp:inline>
-            <wp:extent cx="2879999" cy="2248988"/>
+            <wp:extent cx="2879999" cy="1275223"/>
             <wp:effectExtent b="0" l="0" r="0" t="0"/>
             <wp:docPr descr="image" title="" id="37" name="Picture"/>
             <a:graphic>
@@ -981,7 +1003,7 @@
                   <pic:spPr bwMode="auto">
                     <a:xfrm>
                       <a:off x="0" y="0"/>
-                      <a:ext cx="2879999" cy="2248988"/>
+                      <a:ext cx="2879999" cy="1275223"/>
                     </a:xfrm>
                     <a:prstGeom prst="rect">
                       <a:avLst/>
@@ -1008,7 +1030,7 @@
         </w:numPr>
       </w:pPr>
       <w:r>
-        <w:t xml:space="preserve">380</w:t>
+        <w:t xml:space="preserve">530</w:t>
       </w:r>
     </w:p>
     <w:p>
@@ -1019,7 +1041,7 @@
         </w:numPr>
       </w:pPr>
       <w:r>
-        <w:t xml:space="preserve">398</w:t>
+        <w:t xml:space="preserve">450</w:t>
       </w:r>
     </w:p>
     <w:p>
@@ -1030,7 +1052,7 @@
         </w:numPr>
       </w:pPr>
       <w:r>
-        <w:t xml:space="preserve">393</w:t>
+        <w:t xml:space="preserve">618</w:t>
       </w:r>
     </w:p>
     <w:p>
@@ -1041,7 +1063,7 @@
         </w:numPr>
       </w:pPr>
       <w:r>
-        <w:t xml:space="preserve">394</w:t>
+        <w:t xml:space="preserve">456</w:t>
       </w:r>
     </w:p>
     <w:p>
@@ -1070,7 +1092,7 @@
           <w:numId w:val="1000"/>
         </w:numPr>
       </w:pPr>
-      <w:bookmarkStart w:id="40" w:name="analisis-problema-1556"/>
+      <w:bookmarkStart w:id="40" w:name="analisis-problema-8455"/>
       <w:r>
         <w:t xml:space="preserve">Análisis del problema</w:t>
       </w:r>
@@ -1084,7 +1106,7 @@
         </w:numPr>
       </w:pPr>
       <w:r>
-        <w:t xml:space="preserve">Para resolver este problema, necesitamos entender qué significa que la mediana sea 393 en un conjunto de 10 valores.</w:t>
+        <w:t xml:space="preserve">Para resolver este problema, necesitamos entender qué significa que la mediana sea 537 en un conjunto de 6 valores.</w:t>
       </w:r>
     </w:p>
     <w:p>
@@ -1110,7 +1132,7 @@
         </w:numPr>
       </w:pPr>
       <w:r>
-        <w:t xml:space="preserve">Tenemos 10 salas de cine: B, G, D, H, C, F, I, A, E, J</w:t>
+        <w:t xml:space="preserve">Tenemos 6 canchas de tenis: A, E, D, B, C, F</w:t>
       </w:r>
     </w:p>
     <w:p>
@@ -1121,7 +1143,7 @@
         </w:numPr>
       </w:pPr>
       <w:r>
-        <w:t xml:space="preserve">Sus valores son: 290, 453, 344, 417, 352, 423, 392, 306, 538, N</w:t>
+        <w:t xml:space="preserve">Sus valores son: 398, 544, 617, 402, 600, N</w:t>
       </w:r>
     </w:p>
     <w:p>
@@ -1132,7 +1154,7 @@
         </w:numPr>
       </w:pPr>
       <w:r>
-        <w:t xml:space="preserve">La mediana del conjunto es 393</w:t>
+        <w:t xml:space="preserve">La mediana del conjunto es 537</w:t>
       </w:r>
     </w:p>
     <w:p>
@@ -1154,7 +1176,7 @@
           <w:numId w:val="1000"/>
         </w:numPr>
       </w:pPr>
-      <w:bookmarkStart w:id="41" w:name="concepto-mediana-7321"/>
+      <w:bookmarkStart w:id="41" w:name="concepto-mediana-5756"/>
       <w:r>
         <w:t xml:space="preserve">Concepto de mediana</w:t>
       </w:r>
@@ -1168,7 +1190,7 @@
         </w:numPr>
       </w:pPr>
       <w:r>
-        <w:t xml:space="preserve">La mediana de 10 valores ordenados de menor a mayor es el</w:t>
+        <w:t xml:space="preserve">La mediana de 6 valores ordenados de menor a mayor es el</w:t>
       </w:r>
       <w:r>
         <w:t xml:space="preserve"> </w:t>
@@ -1178,7 +1200,7 @@
           <w:b/>
           <w:bCs/>
         </w:rPr>
-        <w:t xml:space="preserve">promedio de los dos valores centrales (posiciones 5 y 6 )</w:t>
+        <w:t xml:space="preserve">promedio de los dos valores centrales (posiciones 3 y 4 )</w:t>
       </w:r>
       <w:r>
         <w:t xml:space="preserve">.</w:t>
@@ -1192,7 +1214,7 @@
         </w:numPr>
       </w:pPr>
       <w:r>
-        <w:t xml:space="preserve">Para que la mediana sea 393 , cuando ordenemos los 10 valores de menor a mayor, el promedio de los valores en las posiciones 5 y 6 debe ser exactamente 393 .</w:t>
+        <w:t xml:space="preserve">Para que la mediana sea 537 , cuando ordenemos los 6 valores de menor a mayor, el promedio de los valores en las posiciones 3 y 4 debe ser exactamente 537 .</w:t>
       </w:r>
     </w:p>
     <w:p>
@@ -1203,7 +1225,7 @@
           <w:numId w:val="1000"/>
         </w:numPr>
       </w:pPr>
-      <w:bookmarkStart w:id="42" w:name="analisis-casos-5853"/>
+      <w:bookmarkStart w:id="42" w:name="analisis-casos-6850"/>
       <w:r>
         <w:t xml:space="preserve">Análisis de casos</w:t>
       </w:r>
@@ -1217,46 +1239,57 @@
         </w:numPr>
       </w:pPr>
       <w:r>
-        <w:t xml:space="preserve">Los valores conocidos son: 306, 290, 352, 344, 538, 423, 453, 417, 392</w:t>
-      </w:r>
-    </w:p>
-    <w:p>
-      <w:pPr>
-        <w:numPr>
-          <w:ilvl w:val="0"/>
-          <w:numId w:val="1000"/>
-        </w:numPr>
-      </w:pPr>
-      <w:r>
-        <w:t xml:space="preserve">Analicemos dónde puede ubicarse N para que la mediana sea 393:</w:t>
-      </w:r>
-    </w:p>
-    <w:p>
-      <w:pPr>
-        <w:numPr>
-          <w:ilvl w:val="0"/>
-          <w:numId w:val="1000"/>
-        </w:numPr>
-      </w:pPr>
-      <w:r>
-        <w:t xml:space="preserve">Para que la mediana sea 393 , necesitamos que el promedio de los valores en posiciones 5 y 6 sea 393 .</w:t>
-      </w:r>
-    </w:p>
-    <w:p>
-      <w:pPr>
-        <w:numPr>
-          <w:ilvl w:val="0"/>
-          <w:numId w:val="1000"/>
-        </w:numPr>
-      </w:pPr>
-      <w:r>
-        <w:t xml:space="preserve">Sabemos que uno de los valores centrales es 393 .</w:t>
+        <w:t xml:space="preserve">Los valores conocidos son: 398, 402, 600, 617, 544</w:t>
+      </w:r>
+    </w:p>
+    <w:p>
+      <w:pPr>
+        <w:numPr>
+          <w:ilvl w:val="0"/>
+          <w:numId w:val="1000"/>
+        </w:numPr>
+      </w:pPr>
+      <w:r>
+        <w:t xml:space="preserve">Analicemos dónde puede ubicarse N para que la mediana sea 537:</w:t>
+      </w:r>
+    </w:p>
+    <w:p>
+      <w:pPr>
+        <w:numPr>
+          <w:ilvl w:val="0"/>
+          <w:numId w:val="1000"/>
+        </w:numPr>
+      </w:pPr>
+      <w:r>
+        <w:t xml:space="preserve">Para que la mediana sea 537 , necesitamos que el promedio de los valores en posiciones 3 y 4 sea 537 .</w:t>
+      </w:r>
+    </w:p>
+    <w:p>
+      <w:pPr>
+        <w:numPr>
+          <w:ilvl w:val="0"/>
+          <w:numId w:val="1000"/>
+        </w:numPr>
+      </w:pPr>
+      <w:r>
+        <w:t xml:space="preserve">Sabemos que uno de los valores centrales es 544 .</w:t>
       </w:r>
       <w:r>
         <w:t xml:space="preserve"> </w:t>
       </w:r>
       <w:r>
-        <w:t xml:space="preserve">Por tanto, N debe ser 393 para que ( 393 + 393 )/2 = 393 .</w:t>
+        <w:t xml:space="preserve">Por tanto, N debe ser 530 para que ( 544 + 530 )/2 = 537 .</w:t>
+      </w:r>
+    </w:p>
+    <w:p>
+      <w:pPr>
+        <w:numPr>
+          <w:ilvl w:val="0"/>
+          <w:numId w:val="1000"/>
+        </w:numPr>
+      </w:pPr>
+      <w:r>
+        <w:t xml:space="preserve">Verificación: ( 544 + 530 )/2 = 537</w:t>
       </w:r>
     </w:p>
     <w:p>
@@ -1277,7 +1310,7 @@
         <w:t xml:space="preserve"> </w:t>
       </w:r>
       <w:r>
-        <w:t xml:space="preserve">N debe ser exactamente 393 .</w:t>
+        <w:t xml:space="preserve">N debe ser exactamente 530 .</w:t>
       </w:r>
     </w:p>
     <w:p>
@@ -1288,7 +1321,7 @@
           <w:numId w:val="1000"/>
         </w:numPr>
       </w:pPr>
-      <w:bookmarkStart w:id="43" w:name="conclusion-5944"/>
+      <w:bookmarkStart w:id="43" w:name="conclusion-2222"/>
       <w:r>
         <w:t xml:space="preserve">Conclusión</w:t>
       </w:r>
@@ -1302,7 +1335,7 @@
         </w:numPr>
       </w:pPr>
       <w:r>
-        <w:t xml:space="preserve">Para que la mediana sea 393 , N debe ser exactamente ** 394 **.</w:t>
+        <w:t xml:space="preserve">Para que la mediana sea 537 , N debe ser exactamente ** 530 **.</w:t>
       </w:r>
     </w:p>
     <w:p>
@@ -1313,6 +1346,17 @@
         </w:numPr>
       </w:pPr>
       <w:r>
+        <w:t xml:space="preserve">Verdadero</w:t>
+      </w:r>
+    </w:p>
+    <w:p>
+      <w:pPr>
+        <w:numPr>
+          <w:ilvl w:val="1"/>
+          <w:numId w:val="1010"/>
+        </w:numPr>
+      </w:pPr>
+      <w:r>
         <w:t xml:space="preserve">Falso</w:t>
       </w:r>
     </w:p>
@@ -1336,17 +1380,6 @@
       </w:pPr>
       <w:r>
         <w:t xml:space="preserve">Falso</w:t>
-      </w:r>
-    </w:p>
-    <w:p>
-      <w:pPr>
-        <w:numPr>
-          <w:ilvl w:val="1"/>
-          <w:numId w:val="1010"/>
-        </w:numPr>
-      </w:pPr>
-      <w:r>
-        <w:t xml:space="preserve">Verdadero</w:t>
       </w:r>
     </w:p>
     <w:p>
@@ -1367,7 +1400,7 @@
         <w:br/>
       </w:r>
       <w:r>
-        <w:t xml:space="preserve">Si la mediana de la asistencia a las 5 auditorios de un centro cultural es 310 y no hay dos auditorios con el mismo número de espectadores, ¿cuál es el mayor valor posible para</w:t>
+        <w:t xml:space="preserve">Si la mediana de la asistencia a las 7 salas de estudio de un biblioteca es 400 y no hay dos salas de estudio con el mismo número de usuarios, ¿cuál es el mayor valor posible para</w:t>
       </w:r>
       <w:r>
         <w:t xml:space="preserve"> </w:t>
@@ -1389,7 +1422,7 @@
       <w:r>
         <w:drawing>
           <wp:inline>
-            <wp:extent cx="2879999" cy="1385316"/>
+            <wp:extent cx="2879999" cy="1498775"/>
             <wp:effectExtent b="0" l="0" r="0" t="0"/>
             <wp:docPr descr="image" title="" id="45" name="Picture"/>
             <a:graphic>
@@ -1419,7 +1452,7 @@
                   <pic:spPr bwMode="auto">
                     <a:xfrm>
                       <a:off x="0" y="0"/>
-                      <a:ext cx="2879999" cy="1385316"/>
+                      <a:ext cx="2879999" cy="1498775"/>
                     </a:xfrm>
                     <a:prstGeom prst="rect">
                       <a:avLst/>
@@ -1446,7 +1479,7 @@
         </w:numPr>
       </w:pPr>
       <w:r>
-        <w:t xml:space="preserve">309</w:t>
+        <w:t xml:space="preserve">399</w:t>
       </w:r>
     </w:p>
     <w:p>
@@ -1457,7 +1490,7 @@
         </w:numPr>
       </w:pPr>
       <w:r>
-        <w:t xml:space="preserve">341</w:t>
+        <w:t xml:space="preserve">374</w:t>
       </w:r>
     </w:p>
     <w:p>
@@ -1468,7 +1501,7 @@
         </w:numPr>
       </w:pPr>
       <w:r>
-        <w:t xml:space="preserve">310</w:t>
+        <w:t xml:space="preserve">429</w:t>
       </w:r>
     </w:p>
     <w:p>
@@ -1479,7 +1512,7 @@
         </w:numPr>
       </w:pPr>
       <w:r>
-        <w:t xml:space="preserve">279</w:t>
+        <w:t xml:space="preserve">480</w:t>
       </w:r>
     </w:p>
     <w:p>
@@ -1508,7 +1541,7 @@
           <w:numId w:val="1000"/>
         </w:numPr>
       </w:pPr>
-      <w:bookmarkStart w:id="48" w:name="analisis-problema-8593"/>
+      <w:bookmarkStart w:id="48" w:name="analisis-problema-7249"/>
       <w:r>
         <w:t xml:space="preserve">Análisis del problema</w:t>
       </w:r>
@@ -1522,7 +1555,7 @@
         </w:numPr>
       </w:pPr>
       <w:r>
-        <w:t xml:space="preserve">Para resolver este problema, necesitamos entender qué significa que la mediana sea 310 en un conjunto de 5 valores.</w:t>
+        <w:t xml:space="preserve">Para resolver este problema, necesitamos entender qué significa que la mediana sea 400 en un conjunto de 7 valores.</w:t>
       </w:r>
     </w:p>
     <w:p>
@@ -1548,7 +1581,7 @@
         </w:numPr>
       </w:pPr>
       <w:r>
-        <w:t xml:space="preserve">Tenemos 5 auditorios: D, A, B, C, E</w:t>
+        <w:t xml:space="preserve">Tenemos 7 salas de estudio: B, D, F, E, C, G, A</w:t>
       </w:r>
     </w:p>
     <w:p>
@@ -1559,7 +1592,7 @@
         </w:numPr>
       </w:pPr>
       <w:r>
-        <w:t xml:space="preserve">Sus valores son: 310, 290, 388, 427, N</w:t>
+        <w:t xml:space="preserve">Sus valores son: 350, 494, 400, 435, 460, N, 298</w:t>
       </w:r>
     </w:p>
     <w:p>
@@ -1570,7 +1603,7 @@
         </w:numPr>
       </w:pPr>
       <w:r>
-        <w:t xml:space="preserve">La mediana del conjunto es 310</w:t>
+        <w:t xml:space="preserve">La mediana del conjunto es 400</w:t>
       </w:r>
     </w:p>
     <w:p>
@@ -1592,7 +1625,7 @@
           <w:numId w:val="1000"/>
         </w:numPr>
       </w:pPr>
-      <w:bookmarkStart w:id="49" w:name="concepto-mediana-2803"/>
+      <w:bookmarkStart w:id="49" w:name="concepto-mediana-7878"/>
       <w:r>
         <w:t xml:space="preserve">Concepto de mediana</w:t>
       </w:r>
@@ -1606,7 +1639,7 @@
         </w:numPr>
       </w:pPr>
       <w:r>
-        <w:t xml:space="preserve">La mediana de 5 valores ordenados de menor a mayor es el valor que ocupa la</w:t>
+        <w:t xml:space="preserve">La mediana de 7 valores ordenados de menor a mayor es el valor que ocupa la</w:t>
       </w:r>
       <w:r>
         <w:t xml:space="preserve"> </w:t>
@@ -1616,7 +1649,7 @@
           <w:b/>
           <w:bCs/>
         </w:rPr>
-        <w:t xml:space="preserve">posición central (posición 3 )</w:t>
+        <w:t xml:space="preserve">posición central (posición 4 )</w:t>
       </w:r>
       <w:r>
         <w:t xml:space="preserve">.</w:t>
@@ -1630,7 +1663,7 @@
         </w:numPr>
       </w:pPr>
       <w:r>
-        <w:t xml:space="preserve">Para que la mediana sea 310 , cuando ordenemos los 5 valores de menor a mayor, el valor en la posición 3 debe ser exactamente 310 .</w:t>
+        <w:t xml:space="preserve">Para que la mediana sea 400 , cuando ordenemos los 7 valores de menor a mayor, el valor en la posición 4 debe ser exactamente 400 .</w:t>
       </w:r>
     </w:p>
     <w:p>
@@ -1641,7 +1674,7 @@
           <w:numId w:val="1000"/>
         </w:numPr>
       </w:pPr>
-      <w:bookmarkStart w:id="50" w:name="analisis-casos-7033"/>
+      <w:bookmarkStart w:id="50" w:name="analisis-casos-4132"/>
       <w:r>
         <w:t xml:space="preserve">Análisis de casos</w:t>
       </w:r>
@@ -1655,18 +1688,18 @@
         </w:numPr>
       </w:pPr>
       <w:r>
-        <w:t xml:space="preserve">Los valores conocidos son: 290, 388, 427, 310</w:t>
-      </w:r>
-    </w:p>
-    <w:p>
-      <w:pPr>
-        <w:numPr>
-          <w:ilvl w:val="0"/>
-          <w:numId w:val="1000"/>
-        </w:numPr>
-      </w:pPr>
-      <w:r>
-        <w:t xml:space="preserve">Analicemos dónde puede ubicarse N para que la mediana sea 310:</w:t>
+        <w:t xml:space="preserve">Los valores conocidos son: 298, 350, 460, 494, 435, 400</w:t>
+      </w:r>
+    </w:p>
+    <w:p>
+      <w:pPr>
+        <w:numPr>
+          <w:ilvl w:val="0"/>
+          <w:numId w:val="1000"/>
+        </w:numPr>
+      </w:pPr>
+      <w:r>
+        <w:t xml:space="preserve">Analicemos dónde puede ubicarse N para que la mediana sea 400:</w:t>
       </w:r>
     </w:p>
     <w:p>
@@ -1687,19 +1720,19 @@
         <w:t xml:space="preserve"> </w:t>
       </w:r>
       <w:r>
-        <w:t xml:space="preserve">Si N es menor o igual a 290 (muy pequeño)</w:t>
+        <w:t xml:space="preserve">Si N es menor o igual a 298 (muy pequeño)</w:t>
       </w:r>
       <w:r>
         <w:t xml:space="preserve"> </w:t>
       </w:r>
       <w:r>
-        <w:t xml:space="preserve">- El valor 310 no quedaría en posición 3</w:t>
+        <w:t xml:space="preserve">- El valor 400 no quedaría en posición 4</w:t>
       </w:r>
       <w:r>
         <w:t xml:space="preserve"> </w:t>
       </w:r>
       <w:r>
-        <w:t xml:space="preserve">- Mediana diferente de 310</w:t>
+        <w:t xml:space="preserve">- Mediana diferente de 400</w:t>
       </w:r>
     </w:p>
     <w:p>
@@ -1720,19 +1753,19 @@
         <w:t xml:space="preserve"> </w:t>
       </w:r>
       <w:r>
-        <w:t xml:space="preserve">Si 290 &lt; N &lt; 310</w:t>
+        <w:t xml:space="preserve">Si 298 &lt; N &lt; 400</w:t>
       </w:r>
       <w:r>
         <w:t xml:space="preserve"> </w:t>
       </w:r>
       <w:r>
-        <w:t xml:space="preserve">- El valor 310 queda en posición 3</w:t>
+        <w:t xml:space="preserve">- El valor 400 queda en posición 4</w:t>
       </w:r>
       <w:r>
         <w:t xml:space="preserve"> </w:t>
       </w:r>
       <w:r>
-        <w:t xml:space="preserve">- Mediana = 310 (CORRECTO)</w:t>
+        <w:t xml:space="preserve">- Mediana = 400 (CORRECTO)</w:t>
       </w:r>
     </w:p>
     <w:p>
@@ -1753,7 +1786,7 @@
         <w:t xml:space="preserve"> </w:t>
       </w:r>
       <w:r>
-        <w:t xml:space="preserve">Si N = 310</w:t>
+        <w:t xml:space="preserve">Si N = 400</w:t>
       </w:r>
       <w:r>
         <w:t xml:space="preserve"> </w:t>
@@ -1780,19 +1813,19 @@
         <w:t xml:space="preserve"> </w:t>
       </w:r>
       <w:r>
-        <w:t xml:space="preserve">Si N &gt; 310</w:t>
+        <w:t xml:space="preserve">Si N &gt; 400</w:t>
       </w:r>
       <w:r>
         <w:t xml:space="preserve"> </w:t>
       </w:r>
       <w:r>
-        <w:t xml:space="preserve">- El valor 310 no estaría en posición 3</w:t>
+        <w:t xml:space="preserve">- El valor 400 no estaría en posición 4</w:t>
       </w:r>
       <w:r>
         <w:t xml:space="preserve"> </w:t>
       </w:r>
       <w:r>
-        <w:t xml:space="preserve">- Mediana diferente de 310</w:t>
+        <w:t xml:space="preserve">- Mediana diferente de 400</w:t>
       </w:r>
     </w:p>
     <w:p>
@@ -1803,7 +1836,7 @@
           <w:numId w:val="1000"/>
         </w:numPr>
       </w:pPr>
-      <w:bookmarkStart w:id="51" w:name="conclusion-6480"/>
+      <w:bookmarkStart w:id="51" w:name="conclusion-2995"/>
       <w:r>
         <w:t xml:space="preserve">Conclusión</w:t>
       </w:r>
@@ -1817,13 +1850,13 @@
         </w:numPr>
       </w:pPr>
       <w:r>
-        <w:t xml:space="preserve">Para que la mediana sea 310 , N debe cumplir:</w:t>
+        <w:t xml:space="preserve">Para que la mediana sea 400 , N debe cumplir:</w:t>
       </w:r>
       <w:r>
         <w:t xml:space="preserve"> </w:t>
       </w:r>
       <w:r>
-        <w:t xml:space="preserve">290 &lt; N &lt; 310</w:t>
+        <w:t xml:space="preserve">298 &lt; N &lt; 400</w:t>
       </w:r>
     </w:p>
     <w:p>
@@ -1850,7 +1883,7 @@
         <w:t xml:space="preserve"> </w:t>
       </w:r>
       <w:r>
-        <w:t xml:space="preserve">para N es ** 309 ** (justo menor que 310 ).</w:t>
+        <w:t xml:space="preserve">para N es ** 399 ** (justo menor que 400 ).</w:t>
       </w:r>
     </w:p>
     <w:p>
@@ -1915,7 +1948,7 @@
         <w:br/>
       </w:r>
       <w:r>
-        <w:t xml:space="preserve">Si la mediana de la asistencia a las 5 restaurantes de un plaza de comidas es 364 y no hay dos restaurantes con el mismo número de comensales, ¿cuál es el mayor valor posible para</w:t>
+        <w:t xml:space="preserve">Si la mediana de la asistencia a las 7 atracciones de un parque temático es 565 y no hay dos atracciones con el mismo número de visitantes, ¿cuál es el mayor valor posible para</w:t>
       </w:r>
       <w:r>
         <w:t xml:space="preserve"> </w:t>
@@ -1937,7 +1970,7 @@
       <w:r>
         <w:drawing>
           <wp:inline>
-            <wp:extent cx="2879999" cy="1250742"/>
+            <wp:extent cx="2879999" cy="1759041"/>
             <wp:effectExtent b="0" l="0" r="0" t="0"/>
             <wp:docPr descr="image" title="" id="53" name="Picture"/>
             <a:graphic>
@@ -1967,7 +2000,7 @@
                   <pic:spPr bwMode="auto">
                     <a:xfrm>
                       <a:off x="0" y="0"/>
-                      <a:ext cx="2879999" cy="1250742"/>
+                      <a:ext cx="2879999" cy="1759041"/>
                     </a:xfrm>
                     <a:prstGeom prst="rect">
                       <a:avLst/>
@@ -1994,7 +2027,7 @@
         </w:numPr>
       </w:pPr>
       <w:r>
-        <w:t xml:space="preserve">356</w:t>
+        <w:t xml:space="preserve">452</w:t>
       </w:r>
     </w:p>
     <w:p>
@@ -2005,7 +2038,7 @@
         </w:numPr>
       </w:pPr>
       <w:r>
-        <w:t xml:space="preserve">363</w:t>
+        <w:t xml:space="preserve">525</w:t>
       </w:r>
     </w:p>
     <w:p>
@@ -2016,7 +2049,7 @@
         </w:numPr>
       </w:pPr>
       <w:r>
-        <w:t xml:space="preserve">364</w:t>
+        <w:t xml:space="preserve">451</w:t>
       </w:r>
     </w:p>
     <w:p>
@@ -2027,7 +2060,7 @@
         </w:numPr>
       </w:pPr>
       <w:r>
-        <w:t xml:space="preserve">328</w:t>
+        <w:t xml:space="preserve">564</w:t>
       </w:r>
     </w:p>
     <w:p>
@@ -2056,7 +2089,7 @@
           <w:numId w:val="1000"/>
         </w:numPr>
       </w:pPr>
-      <w:bookmarkStart w:id="56" w:name="analisis-problema-3312"/>
+      <w:bookmarkStart w:id="56" w:name="analisis-problema-2701"/>
       <w:r>
         <w:t xml:space="preserve">Análisis del problema</w:t>
       </w:r>
@@ -2070,7 +2103,7 @@
         </w:numPr>
       </w:pPr>
       <w:r>
-        <w:t xml:space="preserve">Para resolver este problema, necesitamos entender qué significa que la mediana sea 364 en un conjunto de 5 valores.</w:t>
+        <w:t xml:space="preserve">Para resolver este problema, necesitamos entender qué significa que la mediana sea 565 en un conjunto de 7 valores.</w:t>
       </w:r>
     </w:p>
     <w:p>
@@ -2096,7 +2129,7 @@
         </w:numPr>
       </w:pPr>
       <w:r>
-        <w:t xml:space="preserve">Tenemos 5 restaurantes: D, A, C, E, B</w:t>
+        <w:t xml:space="preserve">Tenemos 7 atracciones: F, A, E, B, G, C, D</w:t>
       </w:r>
     </w:p>
     <w:p>
@@ -2107,7 +2140,7 @@
         </w:numPr>
       </w:pPr>
       <w:r>
-        <w:t xml:space="preserve">Sus valores son: 364, 289, 441, N, 422</w:t>
+        <w:t xml:space="preserve">Sus valores son: 565, 513, 658, 505, N, 624, 656</w:t>
       </w:r>
     </w:p>
     <w:p>
@@ -2118,7 +2151,7 @@
         </w:numPr>
       </w:pPr>
       <w:r>
-        <w:t xml:space="preserve">La mediana del conjunto es 364</w:t>
+        <w:t xml:space="preserve">La mediana del conjunto es 565</w:t>
       </w:r>
     </w:p>
     <w:p>
@@ -2140,7 +2173,7 @@
           <w:numId w:val="1000"/>
         </w:numPr>
       </w:pPr>
-      <w:bookmarkStart w:id="57" w:name="concepto-mediana-1763"/>
+      <w:bookmarkStart w:id="57" w:name="concepto-mediana-1470"/>
       <w:r>
         <w:t xml:space="preserve">Concepto de mediana</w:t>
       </w:r>
@@ -2154,7 +2187,7 @@
         </w:numPr>
       </w:pPr>
       <w:r>
-        <w:t xml:space="preserve">La mediana de 5 valores ordenados de menor a mayor es el valor que ocupa la</w:t>
+        <w:t xml:space="preserve">La mediana de 7 valores ordenados de menor a mayor es el valor que ocupa la</w:t>
       </w:r>
       <w:r>
         <w:t xml:space="preserve"> </w:t>
@@ -2164,7 +2197,7 @@
           <w:b/>
           <w:bCs/>
         </w:rPr>
-        <w:t xml:space="preserve">posición central (posición 3 )</w:t>
+        <w:t xml:space="preserve">posición central (posición 4 )</w:t>
       </w:r>
       <w:r>
         <w:t xml:space="preserve">.</w:t>
@@ -2178,7 +2211,7 @@
         </w:numPr>
       </w:pPr>
       <w:r>
-        <w:t xml:space="preserve">Para que la mediana sea 364 , cuando ordenemos los 5 valores de menor a mayor, el valor en la posición 3 debe ser exactamente 364 .</w:t>
+        <w:t xml:space="preserve">Para que la mediana sea 565 , cuando ordenemos los 7 valores de menor a mayor, el valor en la posición 4 debe ser exactamente 565 .</w:t>
       </w:r>
     </w:p>
     <w:p>
@@ -2189,7 +2222,7 @@
           <w:numId w:val="1000"/>
         </w:numPr>
       </w:pPr>
-      <w:bookmarkStart w:id="58" w:name="analisis-casos-6838"/>
+      <w:bookmarkStart w:id="58" w:name="analisis-casos-9663"/>
       <w:r>
         <w:t xml:space="preserve">Análisis de casos</w:t>
       </w:r>
@@ -2203,18 +2236,18 @@
         </w:numPr>
       </w:pPr>
       <w:r>
-        <w:t xml:space="preserve">Los valores conocidos son: 289, 422, 441, 364</w:t>
-      </w:r>
-    </w:p>
-    <w:p>
-      <w:pPr>
-        <w:numPr>
-          <w:ilvl w:val="0"/>
-          <w:numId w:val="1000"/>
-        </w:numPr>
-      </w:pPr>
-      <w:r>
-        <w:t xml:space="preserve">Analicemos dónde puede ubicarse N para que la mediana sea 364:</w:t>
+        <w:t xml:space="preserve">Los valores conocidos son: 513, 505, 624, 656, 658, 565</w:t>
+      </w:r>
+    </w:p>
+    <w:p>
+      <w:pPr>
+        <w:numPr>
+          <w:ilvl w:val="0"/>
+          <w:numId w:val="1000"/>
+        </w:numPr>
+      </w:pPr>
+      <w:r>
+        <w:t xml:space="preserve">Analicemos dónde puede ubicarse N para que la mediana sea 565:</w:t>
       </w:r>
     </w:p>
     <w:p>
@@ -2235,19 +2268,19 @@
         <w:t xml:space="preserve"> </w:t>
       </w:r>
       <w:r>
-        <w:t xml:space="preserve">Si N es menor o igual a 289 (muy pequeño)</w:t>
+        <w:t xml:space="preserve">Si N es menor o igual a 505 (muy pequeño)</w:t>
       </w:r>
       <w:r>
         <w:t xml:space="preserve"> </w:t>
       </w:r>
       <w:r>
-        <w:t xml:space="preserve">- El valor 364 no quedaría en posición 3</w:t>
+        <w:t xml:space="preserve">- El valor 565 no quedaría en posición 4</w:t>
       </w:r>
       <w:r>
         <w:t xml:space="preserve"> </w:t>
       </w:r>
       <w:r>
-        <w:t xml:space="preserve">- Mediana diferente de 364</w:t>
+        <w:t xml:space="preserve">- Mediana diferente de 565</w:t>
       </w:r>
     </w:p>
     <w:p>
@@ -2268,19 +2301,19 @@
         <w:t xml:space="preserve"> </w:t>
       </w:r>
       <w:r>
-        <w:t xml:space="preserve">Si 289 &lt; N &lt; 364</w:t>
+        <w:t xml:space="preserve">Si 505 &lt; N &lt; 565</w:t>
       </w:r>
       <w:r>
         <w:t xml:space="preserve"> </w:t>
       </w:r>
       <w:r>
-        <w:t xml:space="preserve">- El valor 364 queda en posición 3</w:t>
+        <w:t xml:space="preserve">- El valor 565 queda en posición 4</w:t>
       </w:r>
       <w:r>
         <w:t xml:space="preserve"> </w:t>
       </w:r>
       <w:r>
-        <w:t xml:space="preserve">- Mediana = 364 (CORRECTO)</w:t>
+        <w:t xml:space="preserve">- Mediana = 565 (CORRECTO)</w:t>
       </w:r>
     </w:p>
     <w:p>
@@ -2301,7 +2334,7 @@
         <w:t xml:space="preserve"> </w:t>
       </w:r>
       <w:r>
-        <w:t xml:space="preserve">Si N = 364</w:t>
+        <w:t xml:space="preserve">Si N = 565</w:t>
       </w:r>
       <w:r>
         <w:t xml:space="preserve"> </w:t>
@@ -2328,19 +2361,19 @@
         <w:t xml:space="preserve"> </w:t>
       </w:r>
       <w:r>
-        <w:t xml:space="preserve">Si N &gt; 364</w:t>
+        <w:t xml:space="preserve">Si N &gt; 565</w:t>
       </w:r>
       <w:r>
         <w:t xml:space="preserve"> </w:t>
       </w:r>
       <w:r>
-        <w:t xml:space="preserve">- El valor 364 no estaría en posición 3</w:t>
+        <w:t xml:space="preserve">- El valor 565 no estaría en posición 4</w:t>
       </w:r>
       <w:r>
         <w:t xml:space="preserve"> </w:t>
       </w:r>
       <w:r>
-        <w:t xml:space="preserve">- Mediana diferente de 364</w:t>
+        <w:t xml:space="preserve">- Mediana diferente de 565</w:t>
       </w:r>
     </w:p>
     <w:p>
@@ -2351,7 +2384,7 @@
           <w:numId w:val="1000"/>
         </w:numPr>
       </w:pPr>
-      <w:bookmarkStart w:id="59" w:name="conclusion-1104"/>
+      <w:bookmarkStart w:id="59" w:name="conclusion-9543"/>
       <w:r>
         <w:t xml:space="preserve">Conclusión</w:t>
       </w:r>
@@ -2365,13 +2398,13 @@
         </w:numPr>
       </w:pPr>
       <w:r>
-        <w:t xml:space="preserve">Para que la mediana sea 364 , N debe cumplir:</w:t>
+        <w:t xml:space="preserve">Para que la mediana sea 565 , N debe cumplir:</w:t>
       </w:r>
       <w:r>
         <w:t xml:space="preserve"> </w:t>
       </w:r>
       <w:r>
-        <w:t xml:space="preserve">289 &lt; N &lt; 364</w:t>
+        <w:t xml:space="preserve">505 &lt; N &lt; 565</w:t>
       </w:r>
     </w:p>
     <w:p>
@@ -2398,7 +2431,7 @@
         <w:t xml:space="preserve"> </w:t>
       </w:r>
       <w:r>
-        <w:t xml:space="preserve">para N es ** 363 ** (justo menor que 364 ).</w:t>
+        <w:t xml:space="preserve">para N es ** 564 ** (justo menor que 565 ).</w:t>
       </w:r>
     </w:p>
     <w:p>
@@ -2420,29 +2453,29 @@
         </w:numPr>
       </w:pPr>
       <w:r>
+        <w:t xml:space="preserve">Falso</w:t>
+      </w:r>
+    </w:p>
+    <w:p>
+      <w:pPr>
+        <w:numPr>
+          <w:ilvl w:val="1"/>
+          <w:numId w:val="1016"/>
+        </w:numPr>
+      </w:pPr>
+      <w:r>
+        <w:t xml:space="preserve">Falso</w:t>
+      </w:r>
+    </w:p>
+    <w:p>
+      <w:pPr>
+        <w:numPr>
+          <w:ilvl w:val="1"/>
+          <w:numId w:val="1016"/>
+        </w:numPr>
+      </w:pPr>
+      <w:r>
         <w:t xml:space="preserve">Verdadero</w:t>
-      </w:r>
-    </w:p>
-    <w:p>
-      <w:pPr>
-        <w:numPr>
-          <w:ilvl w:val="1"/>
-          <w:numId w:val="1016"/>
-        </w:numPr>
-      </w:pPr>
-      <w:r>
-        <w:t xml:space="preserve">Falso</w:t>
-      </w:r>
-    </w:p>
-    <w:p>
-      <w:pPr>
-        <w:numPr>
-          <w:ilvl w:val="1"/>
-          <w:numId w:val="1016"/>
-        </w:numPr>
-      </w:pPr>
-      <w:r>
-        <w:t xml:space="preserve">Falso</w:t>
       </w:r>
     </w:p>
     <w:bookmarkEnd w:id="60"/>
